--- a/embedding_project/outputs/evaluation/bao_cao_e5_reranker_5000.docx
+++ b/embedding_project/outputs/evaluation/bao_cao_e5_reranker_5000.docx
@@ -8,6 +8,7 @@
         <w:jc w:val="center"/>
         <w:rPr>
           <w:rFonts w:ascii="Times New Roman" w:hAnsi="Times New Roman" w:cs="Times New Roman"/>
+          <w:color w:val="auto"/>
           <w:sz w:val="28"/>
           <w:szCs w:val="28"/>
         </w:rPr>
@@ -15,6 +16,7 @@
       <w:r>
         <w:rPr>
           <w:rFonts w:ascii="Times New Roman" w:hAnsi="Times New Roman" w:cs="Times New Roman"/>
+          <w:color w:val="auto"/>
           <w:sz w:val="28"/>
           <w:szCs w:val="28"/>
         </w:rPr>
@@ -26,11 +28,13 @@
         <w:pStyle w:val="Heading1"/>
         <w:rPr>
           <w:rFonts w:ascii="Times New Roman" w:hAnsi="Times New Roman" w:cs="Times New Roman"/>
+          <w:color w:val="auto"/>
         </w:rPr>
       </w:pPr>
       <w:r>
         <w:rPr>
           <w:rFonts w:ascii="Times New Roman" w:hAnsi="Times New Roman" w:cs="Times New Roman"/>
+          <w:color w:val="auto"/>
         </w:rPr>
         <w:t>1. Tóm tắt</w:t>
       </w:r>
@@ -109,7 +113,7 @@
                 <w:sz w:val="28"/>
                 <w:szCs w:val="28"/>
               </w:rPr>
-              <w:t>+ Reranker @10 (n=20)</w:t>
+              <w:t>+ Reranker @10 (n=10)</w:t>
             </w:r>
           </w:p>
         </w:tc>
@@ -155,7 +159,7 @@
                 <w:sz w:val="28"/>
                 <w:szCs w:val="28"/>
               </w:rPr>
-              <w:t>0,1114</w:t>
+              <w:t>0,1002</w:t>
             </w:r>
           </w:p>
         </w:tc>
@@ -177,7 +181,7 @@
                 <w:sz w:val="28"/>
                 <w:szCs w:val="28"/>
               </w:rPr>
-              <w:t>0,1115</w:t>
+              <w:t>0,1002</w:t>
             </w:r>
           </w:p>
         </w:tc>
@@ -223,7 +227,7 @@
                 <w:sz w:val="28"/>
                 <w:szCs w:val="28"/>
               </w:rPr>
-              <w:t>0,9979</w:t>
+              <w:t>1,0000</w:t>
             </w:r>
           </w:p>
         </w:tc>
@@ -245,7 +249,7 @@
                 <w:sz w:val="28"/>
                 <w:szCs w:val="28"/>
               </w:rPr>
-              <w:t>0,9986</w:t>
+              <w:t>1,0000</w:t>
             </w:r>
           </w:p>
         </w:tc>
@@ -291,7 +295,7 @@
                 <w:sz w:val="28"/>
                 <w:szCs w:val="28"/>
               </w:rPr>
-              <w:t>0,2005</w:t>
+              <w:t>0,1821</w:t>
             </w:r>
           </w:p>
         </w:tc>
@@ -313,7 +317,7 @@
                 <w:sz w:val="28"/>
                 <w:szCs w:val="28"/>
               </w:rPr>
-              <w:t>0,2006</w:t>
+              <w:t>0,1821</w:t>
             </w:r>
           </w:p>
         </w:tc>
@@ -359,7 +363,7 @@
                 <w:sz w:val="28"/>
                 <w:szCs w:val="28"/>
               </w:rPr>
-              <w:t>0,9902</w:t>
+              <w:t>0,9990</w:t>
             </w:r>
           </w:p>
         </w:tc>
@@ -381,7 +385,7 @@
                 <w:sz w:val="28"/>
                 <w:szCs w:val="28"/>
               </w:rPr>
-              <w:t>—</w:t>
+              <w:t>0,9990</w:t>
             </w:r>
           </w:p>
         </w:tc>
@@ -427,7 +431,7 @@
                 <w:sz w:val="28"/>
                 <w:szCs w:val="28"/>
               </w:rPr>
-              <w:t>0,9926</w:t>
+              <w:t>0,9993</w:t>
             </w:r>
           </w:p>
         </w:tc>
@@ -449,7 +453,7 @@
                 <w:sz w:val="28"/>
                 <w:szCs w:val="28"/>
               </w:rPr>
-              <w:t>—</w:t>
+              <w:t>0,9993</w:t>
             </w:r>
           </w:p>
         </w:tc>
@@ -469,7 +473,41 @@
           <w:sz w:val="28"/>
           <w:szCs w:val="28"/>
         </w:rPr>
-        <w:t>Precision@10 khoảng 11%. Đây là giới hạn toán học của cách đánh giá: mỗi query chỉ có 1 nhãn đúng, top-10 cố định → trần P@10 ≈ 10%. Recall@10 ≈ 99,8% cho thấy model gần như luôn đưa đúng sản phẩm vào top-10.</w:t>
+        <w:t>Thí nghiệm mới (Colab T4, 500 query / corpus 5000): dò Recall@n trước → chọn n=10 (nhỏ nhất đạt target recall 0.98) → chỉ rerank 5000 cặp. Bi-encoder và reranker cho metric giống nhau vì E5 đã xếp đúng từ đầu.</w:t>
+      </w:r>
+    </w:p>
+    <w:p>
+      <w:pPr>
+        <w:rPr>
+          <w:rFonts w:ascii="Times New Roman" w:hAnsi="Times New Roman" w:cs="Times New Roman"/>
+          <w:sz w:val="28"/>
+          <w:szCs w:val="28"/>
+        </w:rPr>
+      </w:pPr>
+      <w:r>
+        <w:rPr>
+          <w:rFonts w:ascii="Times New Roman" w:hAnsi="Times New Roman" w:cs="Times New Roman"/>
+          <w:sz w:val="28"/>
+          <w:szCs w:val="28"/>
+        </w:rPr>
+        <w:t>n tối ưu (recall): 10. k tối ưu (max NDCG): 5. Ngưỡng triển khai τ=0.005 (EER, FPR=FNR=0 trên 2004 cặp mẫu).</w:t>
+      </w:r>
+    </w:p>
+    <w:p>
+      <w:pPr>
+        <w:rPr>
+          <w:rFonts w:ascii="Times New Roman" w:hAnsi="Times New Roman" w:cs="Times New Roman"/>
+          <w:sz w:val="28"/>
+          <w:szCs w:val="28"/>
+        </w:rPr>
+      </w:pPr>
+      <w:r>
+        <w:rPr>
+          <w:rFonts w:ascii="Times New Roman" w:hAnsi="Times New Roman" w:cs="Times New Roman"/>
+          <w:sz w:val="28"/>
+          <w:szCs w:val="28"/>
+        </w:rPr>
+        <w:t>Precision@10 ≈ 10% là giới hạn toán học khi mỗi query có 1 nhãn và top-k=10 cố định; Recall@10 = 100% cho thấy model luôn tìm đúng SP trong top-10.</w:t>
       </w:r>
     </w:p>
     <w:p>
@@ -477,11 +515,13 @@
         <w:pStyle w:val="Heading1"/>
         <w:rPr>
           <w:rFonts w:ascii="Times New Roman" w:hAnsi="Times New Roman" w:cs="Times New Roman"/>
+          <w:color w:val="auto"/>
         </w:rPr>
       </w:pPr>
       <w:r>
         <w:rPr>
           <w:rFonts w:ascii="Times New Roman" w:hAnsi="Times New Roman" w:cs="Times New Roman"/>
+          <w:color w:val="auto"/>
         </w:rPr>
         <w:t>2. Khám phá dữ liệu ecommerce.csv</w:t>
       </w:r>
@@ -491,6 +531,7 @@
         <w:pStyle w:val="Heading2"/>
         <w:rPr>
           <w:rFonts w:ascii="Times New Roman" w:hAnsi="Times New Roman" w:cs="Times New Roman"/>
+          <w:color w:val="auto"/>
           <w:sz w:val="28"/>
           <w:szCs w:val="28"/>
         </w:rPr>
@@ -498,6 +539,7 @@
       <w:r>
         <w:rPr>
           <w:rFonts w:ascii="Times New Roman" w:hAnsi="Times New Roman" w:cs="Times New Roman"/>
+          <w:color w:val="auto"/>
           <w:sz w:val="28"/>
           <w:szCs w:val="28"/>
         </w:rPr>
@@ -518,7 +560,7 @@
           <w:sz w:val="28"/>
           <w:szCs w:val="28"/>
         </w:rPr>
-        <w:t>Corpus gồm 5000 sản phẩm từ 5 sàn thương mại điện tử, mỗi nguồn 1000 SP, phân bố cân bằng. Query đánh giá lấy từ cột title; corpus dùng searchable_text.</w:t>
+        <w:t>Corpus gồm 5000 sản phẩm từ 5 sàn, mỗi nguồn 1000 SP. Query đánh giá: cột title; corpus: searchable_text.</w:t>
       </w:r>
     </w:p>
     <w:p>
@@ -536,8 +578,9 @@
           <w:sz w:val="28"/>
           <w:szCs w:val="28"/>
         </w:rPr>
+        <w:lastRenderedPageBreak/>
         <w:drawing>
-          <wp:inline distT="0" distB="0" distL="0" distR="0" wp14:anchorId="462EE217" wp14:editId="0FA467D9">
+          <wp:inline distT="0" distB="0" distL="0" distR="0" wp14:anchorId="3CABFECF" wp14:editId="2D5B1348">
             <wp:extent cx="5303520" cy="2361724"/>
             <wp:effectExtent l="0" t="0" r="0" b="0"/>
             <wp:docPr id="1" name="Picture 1"/>
@@ -596,6 +639,78 @@
         <w:pStyle w:val="Heading2"/>
         <w:rPr>
           <w:rFonts w:ascii="Times New Roman" w:hAnsi="Times New Roman" w:cs="Times New Roman"/>
+          <w:color w:val="auto"/>
+          <w:sz w:val="28"/>
+          <w:szCs w:val="28"/>
+        </w:rPr>
+      </w:pPr>
+      <w:r>
+        <w:rPr>
+          <w:rFonts w:ascii="Times New Roman" w:hAnsi="Times New Roman" w:cs="Times New Roman"/>
+          <w:color w:val="auto"/>
+          <w:sz w:val="28"/>
+          <w:szCs w:val="28"/>
+        </w:rPr>
+        <w:t>2.2. Danh mục (category)</w:t>
+      </w:r>
+    </w:p>
+    <w:p>
+      <w:pPr>
+        <w:rPr>
+          <w:rFonts w:ascii="Times New Roman" w:hAnsi="Times New Roman" w:cs="Times New Roman"/>
+          <w:sz w:val="28"/>
+          <w:szCs w:val="28"/>
+        </w:rPr>
+      </w:pPr>
+      <w:r>
+        <w:rPr>
+          <w:rFonts w:ascii="Times New Roman" w:hAnsi="Times New Roman" w:cs="Times New Roman"/>
+          <w:noProof/>
+          <w:sz w:val="28"/>
+          <w:szCs w:val="28"/>
+        </w:rPr>
+        <w:drawing>
+          <wp:inline distT="0" distB="0" distL="0" distR="0" wp14:anchorId="19FF80F5" wp14:editId="7A02FBA3">
+            <wp:extent cx="5303520" cy="2366831"/>
+            <wp:effectExtent l="0" t="0" r="0" b="0"/>
+            <wp:docPr id="2" name="Picture 2"/>
+            <wp:cNvGraphicFramePr>
+              <a:graphicFrameLocks xmlns:a="http://schemas.openxmlformats.org/drawingml/2006/main" noChangeAspect="1"/>
+            </wp:cNvGraphicFramePr>
+            <a:graphic xmlns:a="http://schemas.openxmlformats.org/drawingml/2006/main">
+              <a:graphicData uri="http://schemas.openxmlformats.org/drawingml/2006/picture">
+                <pic:pic xmlns:pic="http://schemas.openxmlformats.org/drawingml/2006/picture">
+                  <pic:nvPicPr>
+                    <pic:cNvPr id="0" name="category_top.png"/>
+                    <pic:cNvPicPr/>
+                  </pic:nvPicPr>
+                  <pic:blipFill>
+                    <a:blip r:embed="rId7"/>
+                    <a:stretch>
+                      <a:fillRect/>
+                    </a:stretch>
+                  </pic:blipFill>
+                  <pic:spPr>
+                    <a:xfrm>
+                      <a:off x="0" y="0"/>
+                      <a:ext cx="5303520" cy="2366831"/>
+                    </a:xfrm>
+                    <a:prstGeom prst="rect">
+                      <a:avLst/>
+                    </a:prstGeom>
+                  </pic:spPr>
+                </pic:pic>
+              </a:graphicData>
+            </a:graphic>
+          </wp:inline>
+        </w:drawing>
+      </w:r>
+    </w:p>
+    <w:p>
+      <w:pPr>
+        <w:jc w:val="center"/>
+        <w:rPr>
+          <w:rFonts w:ascii="Times New Roman" w:hAnsi="Times New Roman" w:cs="Times New Roman"/>
           <w:sz w:val="28"/>
           <w:szCs w:val="28"/>
         </w:rPr>
@@ -606,8 +721,222 @@
           <w:sz w:val="28"/>
           <w:szCs w:val="28"/>
         </w:rPr>
+        <w:t>Hình 2. Top category xuất hiện nhiều nhất</w:t>
+      </w:r>
+    </w:p>
+    <w:p>
+      <w:pPr>
+        <w:rPr>
+          <w:rFonts w:ascii="Times New Roman" w:hAnsi="Times New Roman" w:cs="Times New Roman"/>
+          <w:sz w:val="28"/>
+          <w:szCs w:val="28"/>
+        </w:rPr>
+      </w:pPr>
+      <w:r>
+        <w:rPr>
+          <w:rFonts w:ascii="Times New Roman" w:hAnsi="Times New Roman" w:cs="Times New Roman"/>
+          <w:noProof/>
+          <w:sz w:val="28"/>
+          <w:szCs w:val="28"/>
+        </w:rPr>
         <w:lastRenderedPageBreak/>
-        <w:t>2.2. Giá trị thiếu</w:t>
+        <w:drawing>
+          <wp:inline distT="0" distB="0" distL="0" distR="0" wp14:anchorId="5F7C84BD" wp14:editId="46FD2F7C">
+            <wp:extent cx="5303520" cy="2607468"/>
+            <wp:effectExtent l="0" t="0" r="0" b="0"/>
+            <wp:docPr id="3" name="Picture 3"/>
+            <wp:cNvGraphicFramePr>
+              <a:graphicFrameLocks xmlns:a="http://schemas.openxmlformats.org/drawingml/2006/main" noChangeAspect="1"/>
+            </wp:cNvGraphicFramePr>
+            <a:graphic xmlns:a="http://schemas.openxmlformats.org/drawingml/2006/main">
+              <a:graphicData uri="http://schemas.openxmlformats.org/drawingml/2006/picture">
+                <pic:pic xmlns:pic="http://schemas.openxmlformats.org/drawingml/2006/picture">
+                  <pic:nvPicPr>
+                    <pic:cNvPr id="0" name="category_depth.png"/>
+                    <pic:cNvPicPr/>
+                  </pic:nvPicPr>
+                  <pic:blipFill>
+                    <a:blip r:embed="rId8"/>
+                    <a:stretch>
+                      <a:fillRect/>
+                    </a:stretch>
+                  </pic:blipFill>
+                  <pic:spPr>
+                    <a:xfrm>
+                      <a:off x="0" y="0"/>
+                      <a:ext cx="5303520" cy="2607468"/>
+                    </a:xfrm>
+                    <a:prstGeom prst="rect">
+                      <a:avLst/>
+                    </a:prstGeom>
+                  </pic:spPr>
+                </pic:pic>
+              </a:graphicData>
+            </a:graphic>
+          </wp:inline>
+        </w:drawing>
+      </w:r>
+    </w:p>
+    <w:p>
+      <w:pPr>
+        <w:jc w:val="center"/>
+        <w:rPr>
+          <w:rFonts w:ascii="Times New Roman" w:hAnsi="Times New Roman" w:cs="Times New Roman"/>
+          <w:sz w:val="28"/>
+          <w:szCs w:val="28"/>
+        </w:rPr>
+      </w:pPr>
+      <w:r>
+        <w:rPr>
+          <w:rFonts w:ascii="Times New Roman" w:hAnsi="Times New Roman" w:cs="Times New Roman"/>
+          <w:sz w:val="28"/>
+          <w:szCs w:val="28"/>
+        </w:rPr>
+        <w:t>Hình 3. Phân phối độ sâu category</w:t>
+      </w:r>
+    </w:p>
+    <w:p>
+      <w:pPr>
+        <w:rPr>
+          <w:rFonts w:ascii="Times New Roman" w:hAnsi="Times New Roman" w:cs="Times New Roman"/>
+          <w:sz w:val="28"/>
+          <w:szCs w:val="28"/>
+        </w:rPr>
+      </w:pPr>
+      <w:r>
+        <w:rPr>
+          <w:rFonts w:ascii="Times New Roman" w:hAnsi="Times New Roman" w:cs="Times New Roman"/>
+          <w:sz w:val="28"/>
+          <w:szCs w:val="28"/>
+        </w:rPr>
+        <w:t>Điện thoại thông minh và phụ kiện điện tử chiếm tỷ trọng lớn; độ sâu category chủ yếu 3–5 cấp.</w:t>
+      </w:r>
+    </w:p>
+    <w:p>
+      <w:pPr>
+        <w:pStyle w:val="Heading2"/>
+        <w:rPr>
+          <w:rFonts w:ascii="Times New Roman" w:hAnsi="Times New Roman" w:cs="Times New Roman"/>
+          <w:color w:val="auto"/>
+          <w:sz w:val="28"/>
+          <w:szCs w:val="28"/>
+        </w:rPr>
+      </w:pPr>
+      <w:r>
+        <w:rPr>
+          <w:rFonts w:ascii="Times New Roman" w:hAnsi="Times New Roman" w:cs="Times New Roman"/>
+          <w:color w:val="auto"/>
+          <w:sz w:val="28"/>
+          <w:szCs w:val="28"/>
+        </w:rPr>
+        <w:t>2.3. Thương hiệu (brand)</w:t>
+      </w:r>
+    </w:p>
+    <w:p>
+      <w:pPr>
+        <w:rPr>
+          <w:rFonts w:ascii="Times New Roman" w:hAnsi="Times New Roman" w:cs="Times New Roman"/>
+          <w:sz w:val="28"/>
+          <w:szCs w:val="28"/>
+        </w:rPr>
+      </w:pPr>
+      <w:r>
+        <w:rPr>
+          <w:rFonts w:ascii="Times New Roman" w:hAnsi="Times New Roman" w:cs="Times New Roman"/>
+          <w:noProof/>
+          <w:sz w:val="28"/>
+          <w:szCs w:val="28"/>
+        </w:rPr>
+        <w:drawing>
+          <wp:inline distT="0" distB="0" distL="0" distR="0" wp14:anchorId="7A13864E" wp14:editId="5A144B81">
+            <wp:extent cx="5303520" cy="2366831"/>
+            <wp:effectExtent l="0" t="0" r="0" b="0"/>
+            <wp:docPr id="4" name="Picture 4"/>
+            <wp:cNvGraphicFramePr>
+              <a:graphicFrameLocks xmlns:a="http://schemas.openxmlformats.org/drawingml/2006/main" noChangeAspect="1"/>
+            </wp:cNvGraphicFramePr>
+            <a:graphic xmlns:a="http://schemas.openxmlformats.org/drawingml/2006/main">
+              <a:graphicData uri="http://schemas.openxmlformats.org/drawingml/2006/picture">
+                <pic:pic xmlns:pic="http://schemas.openxmlformats.org/drawingml/2006/picture">
+                  <pic:nvPicPr>
+                    <pic:cNvPr id="0" name="brand_top.png"/>
+                    <pic:cNvPicPr/>
+                  </pic:nvPicPr>
+                  <pic:blipFill>
+                    <a:blip r:embed="rId9"/>
+                    <a:stretch>
+                      <a:fillRect/>
+                    </a:stretch>
+                  </pic:blipFill>
+                  <pic:spPr>
+                    <a:xfrm>
+                      <a:off x="0" y="0"/>
+                      <a:ext cx="5303520" cy="2366831"/>
+                    </a:xfrm>
+                    <a:prstGeom prst="rect">
+                      <a:avLst/>
+                    </a:prstGeom>
+                  </pic:spPr>
+                </pic:pic>
+              </a:graphicData>
+            </a:graphic>
+          </wp:inline>
+        </w:drawing>
+      </w:r>
+    </w:p>
+    <w:p>
+      <w:pPr>
+        <w:jc w:val="center"/>
+        <w:rPr>
+          <w:rFonts w:ascii="Times New Roman" w:hAnsi="Times New Roman" w:cs="Times New Roman"/>
+          <w:sz w:val="28"/>
+          <w:szCs w:val="28"/>
+        </w:rPr>
+      </w:pPr>
+      <w:r>
+        <w:rPr>
+          <w:rFonts w:ascii="Times New Roman" w:hAnsi="Times New Roman" w:cs="Times New Roman"/>
+          <w:sz w:val="28"/>
+          <w:szCs w:val="28"/>
+        </w:rPr>
+        <w:t>Hình 4. Top thương hiệu xuất hiện nhiều nhất</w:t>
+      </w:r>
+    </w:p>
+    <w:p>
+      <w:pPr>
+        <w:rPr>
+          <w:rFonts w:ascii="Times New Roman" w:hAnsi="Times New Roman" w:cs="Times New Roman"/>
+          <w:sz w:val="28"/>
+          <w:szCs w:val="28"/>
+        </w:rPr>
+      </w:pPr>
+      <w:r>
+        <w:rPr>
+          <w:rFonts w:ascii="Times New Roman" w:hAnsi="Times New Roman" w:cs="Times New Roman"/>
+          <w:sz w:val="28"/>
+          <w:szCs w:val="28"/>
+        </w:rPr>
+        <w:t>Nhiều SP thiếu brand (Missing / No Brand); model phụ thuộc title và searchable_text.</w:t>
+      </w:r>
+    </w:p>
+    <w:p>
+      <w:pPr>
+        <w:pStyle w:val="Heading2"/>
+        <w:rPr>
+          <w:rFonts w:ascii="Times New Roman" w:hAnsi="Times New Roman" w:cs="Times New Roman"/>
+          <w:color w:val="auto"/>
+          <w:sz w:val="28"/>
+          <w:szCs w:val="28"/>
+        </w:rPr>
+      </w:pPr>
+      <w:r>
+        <w:rPr>
+          <w:rFonts w:ascii="Times New Roman" w:hAnsi="Times New Roman" w:cs="Times New Roman"/>
+          <w:color w:val="auto"/>
+          <w:sz w:val="28"/>
+          <w:szCs w:val="28"/>
+        </w:rPr>
+        <w:t>2.4. Giá trị thiếu</w:t>
       </w:r>
     </w:p>
     <w:tbl>
@@ -707,7 +1036,7 @@
                 <w:sz w:val="28"/>
                 <w:szCs w:val="28"/>
               </w:rPr>
-              <w:t>~84%</w:t>
+              <w:t>~85%</w:t>
             </w:r>
           </w:p>
         </w:tc>
@@ -731,6 +1060,7 @@
                 <w:sz w:val="28"/>
                 <w:szCs w:val="28"/>
               </w:rPr>
+              <w:lastRenderedPageBreak/>
               <w:t>size</w:t>
             </w:r>
           </w:p>
@@ -913,10 +1243,10 @@
           <w:szCs w:val="28"/>
         </w:rPr>
         <w:drawing>
-          <wp:inline distT="0" distB="0" distL="0" distR="0" wp14:anchorId="31309AFE" wp14:editId="30B6CDBA">
+          <wp:inline distT="0" distB="0" distL="0" distR="0" wp14:anchorId="57A186BA" wp14:editId="6ABA78DE">
             <wp:extent cx="5303520" cy="2361724"/>
             <wp:effectExtent l="0" t="0" r="0" b="0"/>
-            <wp:docPr id="2" name="Picture 2"/>
+            <wp:docPr id="5" name="Picture 5"/>
             <wp:cNvGraphicFramePr>
               <a:graphicFrameLocks xmlns:a="http://schemas.openxmlformats.org/drawingml/2006/main" noChangeAspect="1"/>
             </wp:cNvGraphicFramePr>
@@ -928,7 +1258,7 @@
                     <pic:cNvPicPr/>
                   </pic:nvPicPr>
                   <pic:blipFill>
-                    <a:blip r:embed="rId7"/>
+                    <a:blip r:embed="rId10"/>
                     <a:stretch>
                       <a:fillRect/>
                     </a:stretch>
@@ -964,13 +1294,15 @@
           <w:sz w:val="28"/>
           <w:szCs w:val="28"/>
         </w:rPr>
-        <w:t>Hình 2. Tỷ lệ giá trị thiếu theo cột</w:t>
+        <w:t>Hình 5. Tỷ lệ giá trị thiếu theo cột</w:t>
       </w:r>
     </w:p>
     <w:p>
       <w:pPr>
+        <w:pStyle w:val="Heading2"/>
         <w:rPr>
           <w:rFonts w:ascii="Times New Roman" w:hAnsi="Times New Roman" w:cs="Times New Roman"/>
+          <w:color w:val="auto"/>
           <w:sz w:val="28"/>
           <w:szCs w:val="28"/>
         </w:rPr>
@@ -978,28 +1310,11 @@
       <w:r>
         <w:rPr>
           <w:rFonts w:ascii="Times New Roman" w:hAnsi="Times New Roman" w:cs="Times New Roman"/>
+          <w:color w:val="auto"/>
           <w:sz w:val="28"/>
           <w:szCs w:val="28"/>
         </w:rPr>
-        <w:t>Model chủ yếu học từ title và searchable_text; các trường cấu trúc (tags, size, color) thưa.</w:t>
-      </w:r>
-    </w:p>
-    <w:p>
-      <w:pPr>
-        <w:pStyle w:val="Heading2"/>
-        <w:rPr>
-          <w:rFonts w:ascii="Times New Roman" w:hAnsi="Times New Roman" w:cs="Times New Roman"/>
-          <w:sz w:val="28"/>
-          <w:szCs w:val="28"/>
-        </w:rPr>
-      </w:pPr>
-      <w:r>
-        <w:rPr>
-          <w:rFonts w:ascii="Times New Roman" w:hAnsi="Times New Roman" w:cs="Times New Roman"/>
-          <w:sz w:val="28"/>
-          <w:szCs w:val="28"/>
-        </w:rPr>
-        <w:t>2.3. Số lượng review</w:t>
+        <w:t>2.5. Số lượng review</w:t>
       </w:r>
     </w:p>
     <w:p>
@@ -1018,10 +1333,10 @@
           <w:szCs w:val="28"/>
         </w:rPr>
         <w:drawing>
-          <wp:inline distT="0" distB="0" distL="0" distR="0" wp14:anchorId="6FFF2F09" wp14:editId="2BBC5DA3">
+          <wp:inline distT="0" distB="0" distL="0" distR="0" wp14:anchorId="0EBBBAB0" wp14:editId="52F5A3D7">
             <wp:extent cx="5303520" cy="2605147"/>
             <wp:effectExtent l="0" t="0" r="0" b="0"/>
-            <wp:docPr id="3" name="Picture 3"/>
+            <wp:docPr id="6" name="Picture 6"/>
             <wp:cNvGraphicFramePr>
               <a:graphicFrameLocks xmlns:a="http://schemas.openxmlformats.org/drawingml/2006/main" noChangeAspect="1"/>
             </wp:cNvGraphicFramePr>
@@ -1033,7 +1348,7 @@
                     <pic:cNvPicPr/>
                   </pic:nvPicPr>
                   <pic:blipFill>
-                    <a:blip r:embed="rId8"/>
+                    <a:blip r:embed="rId11"/>
                     <a:stretch>
                       <a:fillRect/>
                     </a:stretch>
@@ -1069,7 +1384,7 @@
           <w:sz w:val="28"/>
           <w:szCs w:val="28"/>
         </w:rPr>
-        <w:t>Hình 3. Phân phối số review (log1p)</w:t>
+        <w:t>Hình 6. Phân phối số review (log1p)</w:t>
       </w:r>
     </w:p>
     <w:p>
@@ -1089,10 +1404,10 @@
         </w:rPr>
         <w:lastRenderedPageBreak/>
         <w:drawing>
-          <wp:inline distT="0" distB="0" distL="0" distR="0" wp14:anchorId="7461094F" wp14:editId="49AF0666">
+          <wp:inline distT="0" distB="0" distL="0" distR="0" wp14:anchorId="349B47E6" wp14:editId="4421FF66">
             <wp:extent cx="5303520" cy="1424285"/>
             <wp:effectExtent l="0" t="0" r="0" b="0"/>
-            <wp:docPr id="4" name="Picture 4"/>
+            <wp:docPr id="7" name="Picture 7"/>
             <wp:cNvGraphicFramePr>
               <a:graphicFrameLocks xmlns:a="http://schemas.openxmlformats.org/drawingml/2006/main" noChangeAspect="1"/>
             </wp:cNvGraphicFramePr>
@@ -1104,7 +1419,7 @@
                     <pic:cNvPicPr/>
                   </pic:nvPicPr>
                   <pic:blipFill>
-                    <a:blip r:embed="rId9"/>
+                    <a:blip r:embed="rId12"/>
                     <a:stretch>
                       <a:fillRect/>
                     </a:stretch>
@@ -1140,13 +1455,15 @@
           <w:sz w:val="28"/>
           <w:szCs w:val="28"/>
         </w:rPr>
-        <w:t>Hình 4. Boxplot số review</w:t>
+        <w:t>Hình 7. Boxplot số review</w:t>
       </w:r>
     </w:p>
     <w:p>
       <w:pPr>
+        <w:pStyle w:val="Heading2"/>
         <w:rPr>
           <w:rFonts w:ascii="Times New Roman" w:hAnsi="Times New Roman" w:cs="Times New Roman"/>
+          <w:color w:val="auto"/>
           <w:sz w:val="28"/>
           <w:szCs w:val="28"/>
         </w:rPr>
@@ -1154,28 +1471,11 @@
       <w:r>
         <w:rPr>
           <w:rFonts w:ascii="Times New Roman" w:hAnsi="Times New Roman" w:cs="Times New Roman"/>
+          <w:color w:val="auto"/>
           <w:sz w:val="28"/>
           <w:szCs w:val="28"/>
         </w:rPr>
-        <w:t>Phân phối lệch phải: nhiều sản phẩm có 0 review; một số SP có số review cực đoan.</w:t>
-      </w:r>
-    </w:p>
-    <w:p>
-      <w:pPr>
-        <w:pStyle w:val="Heading2"/>
-        <w:rPr>
-          <w:rFonts w:ascii="Times New Roman" w:hAnsi="Times New Roman" w:cs="Times New Roman"/>
-          <w:sz w:val="28"/>
-          <w:szCs w:val="28"/>
-        </w:rPr>
-      </w:pPr>
-      <w:r>
-        <w:rPr>
-          <w:rFonts w:ascii="Times New Roman" w:hAnsi="Times New Roman" w:cs="Times New Roman"/>
-          <w:sz w:val="28"/>
-          <w:szCs w:val="28"/>
-        </w:rPr>
-        <w:t>2.4. Rating</w:t>
+        <w:t>2.6. Rating</w:t>
       </w:r>
     </w:p>
     <w:p>
@@ -1194,10 +1494,10 @@
           <w:szCs w:val="28"/>
         </w:rPr>
         <w:drawing>
-          <wp:inline distT="0" distB="0" distL="0" distR="0" wp14:anchorId="5A9543B4" wp14:editId="2B5349A0">
+          <wp:inline distT="0" distB="0" distL="0" distR="0" wp14:anchorId="674FB269" wp14:editId="777C557C">
             <wp:extent cx="5303520" cy="2605147"/>
             <wp:effectExtent l="0" t="0" r="0" b="0"/>
-            <wp:docPr id="5" name="Picture 5"/>
+            <wp:docPr id="8" name="Picture 8"/>
             <wp:cNvGraphicFramePr>
               <a:graphicFrameLocks xmlns:a="http://schemas.openxmlformats.org/drawingml/2006/main" noChangeAspect="1"/>
             </wp:cNvGraphicFramePr>
@@ -1209,7 +1509,7 @@
                     <pic:cNvPicPr/>
                   </pic:nvPicPr>
                   <pic:blipFill>
-                    <a:blip r:embed="rId10"/>
+                    <a:blip r:embed="rId13"/>
                     <a:stretch>
                       <a:fillRect/>
                     </a:stretch>
@@ -1245,7 +1545,7 @@
           <w:sz w:val="28"/>
           <w:szCs w:val="28"/>
         </w:rPr>
-        <w:t>Hình 5. Phân phối rating</w:t>
+        <w:t>Hình 8. Phân phối rating</w:t>
       </w:r>
     </w:p>
     <w:p>
@@ -1264,10 +1564,10 @@
           <w:szCs w:val="28"/>
         </w:rPr>
         <w:drawing>
-          <wp:inline distT="0" distB="0" distL="0" distR="0" wp14:anchorId="353C54EB" wp14:editId="66929462">
+          <wp:inline distT="0" distB="0" distL="0" distR="0" wp14:anchorId="77E87319" wp14:editId="2B948C6E">
             <wp:extent cx="5303520" cy="1419106"/>
             <wp:effectExtent l="0" t="0" r="0" b="0"/>
-            <wp:docPr id="6" name="Picture 6"/>
+            <wp:docPr id="9" name="Picture 9"/>
             <wp:cNvGraphicFramePr>
               <a:graphicFrameLocks xmlns:a="http://schemas.openxmlformats.org/drawingml/2006/main" noChangeAspect="1"/>
             </wp:cNvGraphicFramePr>
@@ -1279,7 +1579,7 @@
                     <pic:cNvPicPr/>
                   </pic:nvPicPr>
                   <pic:blipFill>
-                    <a:blip r:embed="rId11"/>
+                    <a:blip r:embed="rId14"/>
                     <a:stretch>
                       <a:fillRect/>
                     </a:stretch>
@@ -1315,13 +1615,15 @@
           <w:sz w:val="28"/>
           <w:szCs w:val="28"/>
         </w:rPr>
-        <w:t>Hình 6. Boxplot rating</w:t>
+        <w:t>Hình 9. Boxplot rating</w:t>
       </w:r>
     </w:p>
     <w:p>
       <w:pPr>
+        <w:pStyle w:val="Heading2"/>
         <w:rPr>
           <w:rFonts w:ascii="Times New Roman" w:hAnsi="Times New Roman" w:cs="Times New Roman"/>
+          <w:color w:val="auto"/>
           <w:sz w:val="28"/>
           <w:szCs w:val="28"/>
         </w:rPr>
@@ -1329,29 +1631,12 @@
       <w:r>
         <w:rPr>
           <w:rFonts w:ascii="Times New Roman" w:hAnsi="Times New Roman" w:cs="Times New Roman"/>
-          <w:sz w:val="28"/>
-          <w:szCs w:val="28"/>
-        </w:rPr>
-        <w:t>Hai đỉnh ở rating = 0 và 4–5 sao; median khoảng 4,3.</w:t>
-      </w:r>
-    </w:p>
-    <w:p>
-      <w:pPr>
-        <w:pStyle w:val="Heading2"/>
-        <w:rPr>
-          <w:rFonts w:ascii="Times New Roman" w:hAnsi="Times New Roman" w:cs="Times New Roman"/>
-          <w:sz w:val="28"/>
-          <w:szCs w:val="28"/>
-        </w:rPr>
-      </w:pPr>
-      <w:r>
-        <w:rPr>
-          <w:rFonts w:ascii="Times New Roman" w:hAnsi="Times New Roman" w:cs="Times New Roman"/>
+          <w:color w:val="auto"/>
           <w:sz w:val="28"/>
           <w:szCs w:val="28"/>
         </w:rPr>
         <w:lastRenderedPageBreak/>
-        <w:t>2.5. Giá sản phẩm</w:t>
+        <w:t>2.7. Giá sản phẩm</w:t>
       </w:r>
     </w:p>
     <w:p>
@@ -1370,10 +1655,10 @@
           <w:szCs w:val="28"/>
         </w:rPr>
         <w:drawing>
-          <wp:inline distT="0" distB="0" distL="0" distR="0" wp14:anchorId="20536BB7" wp14:editId="3B58057A">
+          <wp:inline distT="0" distB="0" distL="0" distR="0" wp14:anchorId="7CDC25A8" wp14:editId="249DAC19">
             <wp:extent cx="5303520" cy="2605147"/>
             <wp:effectExtent l="0" t="0" r="0" b="0"/>
-            <wp:docPr id="7" name="Picture 7"/>
+            <wp:docPr id="10" name="Picture 10"/>
             <wp:cNvGraphicFramePr>
               <a:graphicFrameLocks xmlns:a="http://schemas.openxmlformats.org/drawingml/2006/main" noChangeAspect="1"/>
             </wp:cNvGraphicFramePr>
@@ -1385,7 +1670,7 @@
                     <pic:cNvPicPr/>
                   </pic:nvPicPr>
                   <pic:blipFill>
-                    <a:blip r:embed="rId12"/>
+                    <a:blip r:embed="rId15"/>
                     <a:stretch>
                       <a:fillRect/>
                     </a:stretch>
@@ -1421,7 +1706,7 @@
           <w:sz w:val="28"/>
           <w:szCs w:val="28"/>
         </w:rPr>
-        <w:t>Hình 7. Phân phối giá sản phẩm (log1p)</w:t>
+        <w:t>Hình 10. Phân phối giá sản phẩm (log1p)</w:t>
       </w:r>
     </w:p>
     <w:p>
@@ -1440,10 +1725,10 @@
           <w:szCs w:val="28"/>
         </w:rPr>
         <w:drawing>
-          <wp:inline distT="0" distB="0" distL="0" distR="0" wp14:anchorId="3AD6E36D" wp14:editId="60DF98B9">
+          <wp:inline distT="0" distB="0" distL="0" distR="0" wp14:anchorId="4FDFFD8B" wp14:editId="5F0E9BC1">
             <wp:extent cx="5303520" cy="1419106"/>
             <wp:effectExtent l="0" t="0" r="0" b="0"/>
-            <wp:docPr id="8" name="Picture 8"/>
+            <wp:docPr id="11" name="Picture 11"/>
             <wp:cNvGraphicFramePr>
               <a:graphicFrameLocks xmlns:a="http://schemas.openxmlformats.org/drawingml/2006/main" noChangeAspect="1"/>
             </wp:cNvGraphicFramePr>
@@ -1455,7 +1740,7 @@
                     <pic:cNvPicPr/>
                   </pic:nvPicPr>
                   <pic:blipFill>
-                    <a:blip r:embed="rId13"/>
+                    <a:blip r:embed="rId16"/>
                     <a:stretch>
                       <a:fillRect/>
                     </a:stretch>
@@ -1491,13 +1776,15 @@
           <w:sz w:val="28"/>
           <w:szCs w:val="28"/>
         </w:rPr>
-        <w:t>Hình 8. Boxplot giá sản phẩm</w:t>
+        <w:t>Hình 11. Boxplot giá sản phẩm</w:t>
       </w:r>
     </w:p>
     <w:p>
       <w:pPr>
+        <w:pStyle w:val="Heading2"/>
         <w:rPr>
           <w:rFonts w:ascii="Times New Roman" w:hAnsi="Times New Roman" w:cs="Times New Roman"/>
+          <w:color w:val="auto"/>
           <w:sz w:val="28"/>
           <w:szCs w:val="28"/>
         </w:rPr>
@@ -1505,29 +1792,11 @@
       <w:r>
         <w:rPr>
           <w:rFonts w:ascii="Times New Roman" w:hAnsi="Times New Roman" w:cs="Times New Roman"/>
+          <w:color w:val="auto"/>
           <w:sz w:val="28"/>
           <w:szCs w:val="28"/>
         </w:rPr>
-        <w:t>Khoảng giá rất rộng; có outlier cực đoan (có thể do lỗi đơn vị hoặc nhập liệu).</w:t>
-      </w:r>
-    </w:p>
-    <w:p>
-      <w:pPr>
-        <w:pStyle w:val="Heading2"/>
-        <w:rPr>
-          <w:rFonts w:ascii="Times New Roman" w:hAnsi="Times New Roman" w:cs="Times New Roman"/>
-          <w:sz w:val="28"/>
-          <w:szCs w:val="28"/>
-        </w:rPr>
-      </w:pPr>
-      <w:r>
-        <w:rPr>
-          <w:rFonts w:ascii="Times New Roman" w:hAnsi="Times New Roman" w:cs="Times New Roman"/>
-          <w:sz w:val="28"/>
-          <w:szCs w:val="28"/>
-        </w:rPr>
-        <w:lastRenderedPageBreak/>
-        <w:t>2.6. Rating vs số review</w:t>
+        <w:t>2.8. Rating vs số review</w:t>
       </w:r>
     </w:p>
     <w:p>
@@ -1546,10 +1815,10 @@
           <w:szCs w:val="28"/>
         </w:rPr>
         <w:drawing>
-          <wp:inline distT="0" distB="0" distL="0" distR="0" wp14:anchorId="7CF2E006" wp14:editId="0C8938D3">
+          <wp:inline distT="0" distB="0" distL="0" distR="0" wp14:anchorId="4E7A2849" wp14:editId="3F6844F2">
             <wp:extent cx="5303520" cy="2605147"/>
             <wp:effectExtent l="0" t="0" r="0" b="0"/>
-            <wp:docPr id="9" name="Picture 9"/>
+            <wp:docPr id="12" name="Picture 12"/>
             <wp:cNvGraphicFramePr>
               <a:graphicFrameLocks xmlns:a="http://schemas.openxmlformats.org/drawingml/2006/main" noChangeAspect="1"/>
             </wp:cNvGraphicFramePr>
@@ -1561,7 +1830,7 @@
                     <pic:cNvPicPr/>
                   </pic:nvPicPr>
                   <pic:blipFill>
-                    <a:blip r:embed="rId14"/>
+                    <a:blip r:embed="rId17"/>
                     <a:stretch>
                       <a:fillRect/>
                     </a:stretch>
@@ -1597,7 +1866,24 @@
           <w:sz w:val="28"/>
           <w:szCs w:val="28"/>
         </w:rPr>
-        <w:t>Hình 9. Mối quan hệ giữa rating và số lượng review</w:t>
+        <w:lastRenderedPageBreak/>
+        <w:t>Hình 12. Mối quan hệ giữa rating và số lượng review</w:t>
+      </w:r>
+    </w:p>
+    <w:p>
+      <w:pPr>
+        <w:pStyle w:val="Heading1"/>
+        <w:rPr>
+          <w:rFonts w:ascii="Times New Roman" w:hAnsi="Times New Roman" w:cs="Times New Roman"/>
+          <w:color w:val="auto"/>
+        </w:rPr>
+      </w:pPr>
+      <w:r>
+        <w:rPr>
+          <w:rFonts w:ascii="Times New Roman" w:hAnsi="Times New Roman" w:cs="Times New Roman"/>
+          <w:color w:val="auto"/>
+        </w:rPr>
+        <w:t>3. Pipeline và cấu hình thí nghiệm</w:t>
       </w:r>
     </w:p>
     <w:p>
@@ -1614,26 +1900,522 @@
           <w:sz w:val="28"/>
           <w:szCs w:val="28"/>
         </w:rPr>
-        <w:t>Sản phẩm nhiều review thường có rating cao hơn (hiệu ứng độ phổ biến).</w:t>
+        <w:t xml:space="preserve">Giai đoạn 1: E5 bi-encoder → cosine → Recall@n trên các n </w:t>
+      </w:r>
+      <w:r>
+        <w:rPr>
+          <w:rFonts w:ascii="Cambria Math" w:hAnsi="Cambria Math" w:cs="Cambria Math"/>
+          <w:sz w:val="28"/>
+          <w:szCs w:val="28"/>
+        </w:rPr>
+        <w:t>∈</w:t>
+      </w:r>
+      <w:r>
+        <w:rPr>
+          <w:rFonts w:ascii="Times New Roman" w:hAnsi="Times New Roman" w:cs="Times New Roman"/>
+          <w:sz w:val="28"/>
+          <w:szCs w:val="28"/>
+        </w:rPr>
+        <w:t xml:space="preserve"> {10,20,30,50,75,100}.</w:t>
+      </w:r>
+      <w:r>
+        <w:rPr>
+          <w:rFonts w:ascii="Times New Roman" w:hAnsi="Times New Roman" w:cs="Times New Roman"/>
+          <w:sz w:val="28"/>
+          <w:szCs w:val="28"/>
+        </w:rPr>
+        <w:br/>
+        <w:t>Giai đoạn 2: Chọn n nhỏ nhất đạt Recall ≥ 0.98 → load reranker → chỉ rerank tại n đó.</w:t>
+      </w:r>
+      <w:r>
+        <w:rPr>
+          <w:rFonts w:ascii="Times New Roman" w:hAnsi="Times New Roman" w:cs="Times New Roman"/>
+          <w:sz w:val="28"/>
+          <w:szCs w:val="28"/>
+        </w:rPr>
+        <w:br/>
+        <w:t xml:space="preserve">Giai đoạn 3: Grid k </w:t>
+      </w:r>
+      <w:r>
+        <w:rPr>
+          <w:rFonts w:ascii="Cambria Math" w:hAnsi="Cambria Math" w:cs="Cambria Math"/>
+          <w:sz w:val="28"/>
+          <w:szCs w:val="28"/>
+        </w:rPr>
+        <w:t>∈</w:t>
+      </w:r>
+      <w:r>
+        <w:rPr>
+          <w:rFonts w:ascii="Times New Roman" w:hAnsi="Times New Roman" w:cs="Times New Roman"/>
+          <w:sz w:val="28"/>
+          <w:szCs w:val="28"/>
+        </w:rPr>
+        <w:t xml:space="preserve"> {5,10,20}; phân tích ngưỡng FPR/FNR/EER riêng (--threshold-only).</w:t>
       </w:r>
     </w:p>
+    <w:tbl>
+      <w:tblPr>
+        <w:tblStyle w:val="TableGrid"/>
+        <w:tblW w:w="0" w:type="auto"/>
+        <w:tblLook w:val="04A0" w:firstRow="1" w:lastRow="0" w:firstColumn="1" w:lastColumn="0" w:noHBand="0" w:noVBand="1"/>
+      </w:tblPr>
+      <w:tblGrid>
+        <w:gridCol w:w="4320"/>
+        <w:gridCol w:w="4320"/>
+      </w:tblGrid>
+      <w:tr>
+        <w:tc>
+          <w:tcPr>
+            <w:tcW w:w="4320" w:type="dxa"/>
+          </w:tcPr>
+          <w:p>
+            <w:pPr>
+              <w:rPr>
+                <w:rFonts w:ascii="Times New Roman" w:hAnsi="Times New Roman" w:cs="Times New Roman"/>
+                <w:sz w:val="28"/>
+                <w:szCs w:val="28"/>
+              </w:rPr>
+            </w:pPr>
+            <w:r>
+              <w:rPr>
+                <w:rFonts w:ascii="Times New Roman" w:hAnsi="Times New Roman" w:cs="Times New Roman"/>
+                <w:sz w:val="28"/>
+                <w:szCs w:val="28"/>
+              </w:rPr>
+              <w:t>Tham số</w:t>
+            </w:r>
+          </w:p>
+        </w:tc>
+        <w:tc>
+          <w:tcPr>
+            <w:tcW w:w="4320" w:type="dxa"/>
+          </w:tcPr>
+          <w:p>
+            <w:pPr>
+              <w:rPr>
+                <w:rFonts w:ascii="Times New Roman" w:hAnsi="Times New Roman" w:cs="Times New Roman"/>
+                <w:sz w:val="28"/>
+                <w:szCs w:val="28"/>
+              </w:rPr>
+            </w:pPr>
+            <w:r>
+              <w:rPr>
+                <w:rFonts w:ascii="Times New Roman" w:hAnsi="Times New Roman" w:cs="Times New Roman"/>
+                <w:sz w:val="28"/>
+                <w:szCs w:val="28"/>
+              </w:rPr>
+              <w:t>Giá trị</w:t>
+            </w:r>
+          </w:p>
+        </w:tc>
+      </w:tr>
+      <w:tr>
+        <w:tc>
+          <w:tcPr>
+            <w:tcW w:w="4320" w:type="dxa"/>
+          </w:tcPr>
+          <w:p>
+            <w:pPr>
+              <w:rPr>
+                <w:rFonts w:ascii="Times New Roman" w:hAnsi="Times New Roman" w:cs="Times New Roman"/>
+                <w:sz w:val="28"/>
+                <w:szCs w:val="28"/>
+              </w:rPr>
+            </w:pPr>
+            <w:r>
+              <w:rPr>
+                <w:rFonts w:ascii="Times New Roman" w:hAnsi="Times New Roman" w:cs="Times New Roman"/>
+                <w:sz w:val="28"/>
+                <w:szCs w:val="28"/>
+              </w:rPr>
+              <w:t>Embedding model</w:t>
+            </w:r>
+          </w:p>
+        </w:tc>
+        <w:tc>
+          <w:tcPr>
+            <w:tcW w:w="4320" w:type="dxa"/>
+          </w:tcPr>
+          <w:p>
+            <w:pPr>
+              <w:rPr>
+                <w:rFonts w:ascii="Times New Roman" w:hAnsi="Times New Roman" w:cs="Times New Roman"/>
+                <w:sz w:val="28"/>
+                <w:szCs w:val="28"/>
+              </w:rPr>
+            </w:pPr>
+            <w:r>
+              <w:rPr>
+                <w:rFonts w:ascii="Times New Roman" w:hAnsi="Times New Roman" w:cs="Times New Roman"/>
+                <w:sz w:val="28"/>
+                <w:szCs w:val="28"/>
+              </w:rPr>
+              <w:t>e5_base_finetuned_5000</w:t>
+            </w:r>
+          </w:p>
+        </w:tc>
+      </w:tr>
+      <w:tr>
+        <w:tc>
+          <w:tcPr>
+            <w:tcW w:w="4320" w:type="dxa"/>
+          </w:tcPr>
+          <w:p>
+            <w:pPr>
+              <w:rPr>
+                <w:rFonts w:ascii="Times New Roman" w:hAnsi="Times New Roman" w:cs="Times New Roman"/>
+                <w:sz w:val="28"/>
+                <w:szCs w:val="28"/>
+              </w:rPr>
+            </w:pPr>
+            <w:r>
+              <w:rPr>
+                <w:rFonts w:ascii="Times New Roman" w:hAnsi="Times New Roman" w:cs="Times New Roman"/>
+                <w:sz w:val="28"/>
+                <w:szCs w:val="28"/>
+              </w:rPr>
+              <w:t>Reranker</w:t>
+            </w:r>
+          </w:p>
+        </w:tc>
+        <w:tc>
+          <w:tcPr>
+            <w:tcW w:w="4320" w:type="dxa"/>
+          </w:tcPr>
+          <w:p>
+            <w:pPr>
+              <w:rPr>
+                <w:rFonts w:ascii="Times New Roman" w:hAnsi="Times New Roman" w:cs="Times New Roman"/>
+                <w:sz w:val="28"/>
+                <w:szCs w:val="28"/>
+              </w:rPr>
+            </w:pPr>
+            <w:r>
+              <w:rPr>
+                <w:rFonts w:ascii="Times New Roman" w:hAnsi="Times New Roman" w:cs="Times New Roman"/>
+                <w:sz w:val="28"/>
+                <w:szCs w:val="28"/>
+              </w:rPr>
+              <w:t>XLM-RoBERTa cross-encoder</w:t>
+            </w:r>
+          </w:p>
+        </w:tc>
+      </w:tr>
+      <w:tr>
+        <w:tc>
+          <w:tcPr>
+            <w:tcW w:w="4320" w:type="dxa"/>
+          </w:tcPr>
+          <w:p>
+            <w:pPr>
+              <w:rPr>
+                <w:rFonts w:ascii="Times New Roman" w:hAnsi="Times New Roman" w:cs="Times New Roman"/>
+                <w:sz w:val="28"/>
+                <w:szCs w:val="28"/>
+              </w:rPr>
+            </w:pPr>
+            <w:r>
+              <w:rPr>
+                <w:rFonts w:ascii="Times New Roman" w:hAnsi="Times New Roman" w:cs="Times New Roman"/>
+                <w:sz w:val="28"/>
+                <w:szCs w:val="28"/>
+              </w:rPr>
+              <w:t>target_recall</w:t>
+            </w:r>
+          </w:p>
+        </w:tc>
+        <w:tc>
+          <w:tcPr>
+            <w:tcW w:w="4320" w:type="dxa"/>
+          </w:tcPr>
+          <w:p>
+            <w:pPr>
+              <w:rPr>
+                <w:rFonts w:ascii="Times New Roman" w:hAnsi="Times New Roman" w:cs="Times New Roman"/>
+                <w:sz w:val="28"/>
+                <w:szCs w:val="28"/>
+              </w:rPr>
+            </w:pPr>
+            <w:r>
+              <w:rPr>
+                <w:rFonts w:ascii="Times New Roman" w:hAnsi="Times New Roman" w:cs="Times New Roman"/>
+                <w:sz w:val="28"/>
+                <w:szCs w:val="28"/>
+              </w:rPr>
+              <w:t>0.98</w:t>
+            </w:r>
+          </w:p>
+        </w:tc>
+      </w:tr>
+      <w:tr>
+        <w:tc>
+          <w:tcPr>
+            <w:tcW w:w="4320" w:type="dxa"/>
+          </w:tcPr>
+          <w:p>
+            <w:pPr>
+              <w:rPr>
+                <w:rFonts w:ascii="Times New Roman" w:hAnsi="Times New Roman" w:cs="Times New Roman"/>
+                <w:sz w:val="28"/>
+                <w:szCs w:val="28"/>
+              </w:rPr>
+            </w:pPr>
+            <w:r>
+              <w:rPr>
+                <w:rFonts w:ascii="Times New Roman" w:hAnsi="Times New Roman" w:cs="Times New Roman"/>
+                <w:sz w:val="28"/>
+                <w:szCs w:val="28"/>
+              </w:rPr>
+              <w:t>n_search_values</w:t>
+            </w:r>
+          </w:p>
+        </w:tc>
+        <w:tc>
+          <w:tcPr>
+            <w:tcW w:w="4320" w:type="dxa"/>
+          </w:tcPr>
+          <w:p>
+            <w:pPr>
+              <w:rPr>
+                <w:rFonts w:ascii="Times New Roman" w:hAnsi="Times New Roman" w:cs="Times New Roman"/>
+                <w:sz w:val="28"/>
+                <w:szCs w:val="28"/>
+              </w:rPr>
+            </w:pPr>
+            <w:r>
+              <w:rPr>
+                <w:rFonts w:ascii="Times New Roman" w:hAnsi="Times New Roman" w:cs="Times New Roman"/>
+                <w:sz w:val="28"/>
+                <w:szCs w:val="28"/>
+              </w:rPr>
+              <w:t>10, 20, 30, 50, 75, 100</w:t>
+            </w:r>
+          </w:p>
+        </w:tc>
+      </w:tr>
+      <w:tr>
+        <w:tc>
+          <w:tcPr>
+            <w:tcW w:w="4320" w:type="dxa"/>
+          </w:tcPr>
+          <w:p>
+            <w:pPr>
+              <w:rPr>
+                <w:rFonts w:ascii="Times New Roman" w:hAnsi="Times New Roman" w:cs="Times New Roman"/>
+                <w:sz w:val="28"/>
+                <w:szCs w:val="28"/>
+              </w:rPr>
+            </w:pPr>
+            <w:r>
+              <w:rPr>
+                <w:rFonts w:ascii="Times New Roman" w:hAnsi="Times New Roman" w:cs="Times New Roman"/>
+                <w:sz w:val="28"/>
+                <w:szCs w:val="28"/>
+              </w:rPr>
+              <w:t>k_values</w:t>
+            </w:r>
+          </w:p>
+        </w:tc>
+        <w:tc>
+          <w:tcPr>
+            <w:tcW w:w="4320" w:type="dxa"/>
+          </w:tcPr>
+          <w:p>
+            <w:pPr>
+              <w:rPr>
+                <w:rFonts w:ascii="Times New Roman" w:hAnsi="Times New Roman" w:cs="Times New Roman"/>
+                <w:sz w:val="28"/>
+                <w:szCs w:val="28"/>
+              </w:rPr>
+            </w:pPr>
+            <w:r>
+              <w:rPr>
+                <w:rFonts w:ascii="Times New Roman" w:hAnsi="Times New Roman" w:cs="Times New Roman"/>
+                <w:sz w:val="28"/>
+                <w:szCs w:val="28"/>
+              </w:rPr>
+              <w:t>5, 10, 20</w:t>
+            </w:r>
+          </w:p>
+        </w:tc>
+      </w:tr>
+      <w:tr>
+        <w:tc>
+          <w:tcPr>
+            <w:tcW w:w="4320" w:type="dxa"/>
+          </w:tcPr>
+          <w:p>
+            <w:pPr>
+              <w:rPr>
+                <w:rFonts w:ascii="Times New Roman" w:hAnsi="Times New Roman" w:cs="Times New Roman"/>
+                <w:sz w:val="28"/>
+                <w:szCs w:val="28"/>
+              </w:rPr>
+            </w:pPr>
+            <w:r>
+              <w:rPr>
+                <w:rFonts w:ascii="Times New Roman" w:hAnsi="Times New Roman" w:cs="Times New Roman"/>
+                <w:sz w:val="28"/>
+                <w:szCs w:val="28"/>
+              </w:rPr>
+              <w:t>eval-k</w:t>
+            </w:r>
+          </w:p>
+        </w:tc>
+        <w:tc>
+          <w:tcPr>
+            <w:tcW w:w="4320" w:type="dxa"/>
+          </w:tcPr>
+          <w:p>
+            <w:pPr>
+              <w:rPr>
+                <w:rFonts w:ascii="Times New Roman" w:hAnsi="Times New Roman" w:cs="Times New Roman"/>
+                <w:sz w:val="28"/>
+                <w:szCs w:val="28"/>
+              </w:rPr>
+            </w:pPr>
+            <w:r>
+              <w:rPr>
+                <w:rFonts w:ascii="Times New Roman" w:hAnsi="Times New Roman" w:cs="Times New Roman"/>
+                <w:sz w:val="28"/>
+                <w:szCs w:val="28"/>
+              </w:rPr>
+              <w:t>10</w:t>
+            </w:r>
+          </w:p>
+        </w:tc>
+      </w:tr>
+      <w:tr>
+        <w:tc>
+          <w:tcPr>
+            <w:tcW w:w="4320" w:type="dxa"/>
+          </w:tcPr>
+          <w:p>
+            <w:pPr>
+              <w:rPr>
+                <w:rFonts w:ascii="Times New Roman" w:hAnsi="Times New Roman" w:cs="Times New Roman"/>
+                <w:sz w:val="28"/>
+                <w:szCs w:val="28"/>
+              </w:rPr>
+            </w:pPr>
+            <w:r>
+              <w:rPr>
+                <w:rFonts w:ascii="Times New Roman" w:hAnsi="Times New Roman" w:cs="Times New Roman"/>
+                <w:sz w:val="28"/>
+                <w:szCs w:val="28"/>
+              </w:rPr>
+              <w:t>max_queries (smoke test)</w:t>
+            </w:r>
+          </w:p>
+        </w:tc>
+        <w:tc>
+          <w:tcPr>
+            <w:tcW w:w="4320" w:type="dxa"/>
+          </w:tcPr>
+          <w:p>
+            <w:pPr>
+              <w:rPr>
+                <w:rFonts w:ascii="Times New Roman" w:hAnsi="Times New Roman" w:cs="Times New Roman"/>
+                <w:sz w:val="28"/>
+                <w:szCs w:val="28"/>
+              </w:rPr>
+            </w:pPr>
+            <w:r>
+              <w:rPr>
+                <w:rFonts w:ascii="Times New Roman" w:hAnsi="Times New Roman" w:cs="Times New Roman"/>
+                <w:sz w:val="28"/>
+                <w:szCs w:val="28"/>
+              </w:rPr>
+              <w:t>500</w:t>
+            </w:r>
+          </w:p>
+        </w:tc>
+      </w:tr>
+      <w:tr>
+        <w:tc>
+          <w:tcPr>
+            <w:tcW w:w="4320" w:type="dxa"/>
+          </w:tcPr>
+          <w:p>
+            <w:pPr>
+              <w:rPr>
+                <w:rFonts w:ascii="Times New Roman" w:hAnsi="Times New Roman" w:cs="Times New Roman"/>
+                <w:sz w:val="28"/>
+                <w:szCs w:val="28"/>
+              </w:rPr>
+            </w:pPr>
+            <w:r>
+              <w:rPr>
+                <w:rFonts w:ascii="Times New Roman" w:hAnsi="Times New Roman" w:cs="Times New Roman"/>
+                <w:sz w:val="28"/>
+                <w:szCs w:val="28"/>
+              </w:rPr>
+              <w:t>rerank_batch_size</w:t>
+            </w:r>
+          </w:p>
+        </w:tc>
+        <w:tc>
+          <w:tcPr>
+            <w:tcW w:w="4320" w:type="dxa"/>
+          </w:tcPr>
+          <w:p>
+            <w:pPr>
+              <w:rPr>
+                <w:rFonts w:ascii="Times New Roman" w:hAnsi="Times New Roman" w:cs="Times New Roman"/>
+                <w:sz w:val="28"/>
+                <w:szCs w:val="28"/>
+              </w:rPr>
+            </w:pPr>
+            <w:r>
+              <w:rPr>
+                <w:rFonts w:ascii="Times New Roman" w:hAnsi="Times New Roman" w:cs="Times New Roman"/>
+                <w:sz w:val="28"/>
+                <w:szCs w:val="28"/>
+              </w:rPr>
+              <w:t>32</w:t>
+            </w:r>
+          </w:p>
+        </w:tc>
+      </w:tr>
+    </w:tbl>
     <w:p>
       <w:pPr>
         <w:pStyle w:val="Heading1"/>
         <w:rPr>
           <w:rFonts w:ascii="Times New Roman" w:hAnsi="Times New Roman" w:cs="Times New Roman"/>
+          <w:color w:val="auto"/>
         </w:rPr>
       </w:pPr>
       <w:r>
         <w:rPr>
           <w:rFonts w:ascii="Times New Roman" w:hAnsi="Times New Roman" w:cs="Times New Roman"/>
+          <w:color w:val="auto"/>
         </w:rPr>
-        <w:t>3. Công việc gần đây: Fine-tune trên tập mới</w:t>
+        <w:t>4. Kết quả đánh giá retrieval</w:t>
       </w:r>
     </w:p>
     <w:p>
       <w:pPr>
         <w:pStyle w:val="Heading2"/>
+        <w:rPr>
+          <w:rFonts w:ascii="Times New Roman" w:hAnsi="Times New Roman" w:cs="Times New Roman"/>
+          <w:color w:val="auto"/>
+          <w:sz w:val="28"/>
+          <w:szCs w:val="28"/>
+        </w:rPr>
+      </w:pPr>
+      <w:r>
+        <w:rPr>
+          <w:rFonts w:ascii="Times New Roman" w:hAnsi="Times New Roman" w:cs="Times New Roman"/>
+          <w:color w:val="auto"/>
+          <w:sz w:val="28"/>
+          <w:szCs w:val="28"/>
+        </w:rPr>
+        <w:t>4.1. So sánh Bi-encoder vs Reranker @10</w:t>
+      </w:r>
+    </w:p>
+    <w:p>
+      <w:pPr>
         <w:rPr>
           <w:rFonts w:ascii="Times New Roman" w:hAnsi="Times New Roman" w:cs="Times New Roman"/>
           <w:sz w:val="28"/>
@@ -1646,7 +2428,44 @@
           <w:sz w:val="28"/>
           <w:szCs w:val="28"/>
         </w:rPr>
-        <w:t>3.1. Chia dữ liệu</w:t>
+        <w:t>P@10=0,1002 | R@10=1,0000 | F1@10=0,1821 | MRR@10=0,9990 | NDCG@10=0,9993</w:t>
+      </w:r>
+    </w:p>
+    <w:p>
+      <w:pPr>
+        <w:rPr>
+          <w:rFonts w:ascii="Times New Roman" w:hAnsi="Times New Roman" w:cs="Times New Roman"/>
+          <w:sz w:val="28"/>
+          <w:szCs w:val="28"/>
+        </w:rPr>
+      </w:pPr>
+      <w:r>
+        <w:rPr>
+          <w:rFonts w:ascii="Times New Roman" w:hAnsi="Times New Roman" w:cs="Times New Roman"/>
+          <w:sz w:val="28"/>
+          <w:szCs w:val="28"/>
+        </w:rPr>
+        <w:t>Sau rerank (n=10): metric trùng bi-encoder — reranker không cải thiện thêm vì E5 đã đạt Recall/MRR/NDCG ≈ 1,0 trên mẫu này.</w:t>
+      </w:r>
+    </w:p>
+    <w:p>
+      <w:pPr>
+        <w:pStyle w:val="Heading2"/>
+        <w:rPr>
+          <w:rFonts w:ascii="Times New Roman" w:hAnsi="Times New Roman" w:cs="Times New Roman"/>
+          <w:color w:val="auto"/>
+          <w:sz w:val="28"/>
+          <w:szCs w:val="28"/>
+        </w:rPr>
+      </w:pPr>
+      <w:r>
+        <w:rPr>
+          <w:rFonts w:ascii="Times New Roman" w:hAnsi="Times New Roman" w:cs="Times New Roman"/>
+          <w:color w:val="auto"/>
+          <w:sz w:val="28"/>
+          <w:szCs w:val="28"/>
+        </w:rPr>
+        <w:t>4.2. Chọn n theo Recall@n</w:t>
       </w:r>
     </w:p>
     <w:tbl>
@@ -1656,14 +2475,13 @@
         <w:tblLook w:val="04A0" w:firstRow="1" w:lastRow="0" w:firstColumn="1" w:lastColumn="0" w:noHBand="0" w:noVBand="1"/>
       </w:tblPr>
       <w:tblGrid>
-        <w:gridCol w:w="2880"/>
-        <w:gridCol w:w="2880"/>
-        <w:gridCol w:w="2880"/>
+        <w:gridCol w:w="4320"/>
+        <w:gridCol w:w="4320"/>
       </w:tblGrid>
       <w:tr>
         <w:tc>
           <w:tcPr>
-            <w:tcW w:w="2880" w:type="dxa"/>
+            <w:tcW w:w="4320" w:type="dxa"/>
           </w:tcPr>
           <w:p>
             <w:pPr>
@@ -1679,13 +2497,13 @@
                 <w:sz w:val="28"/>
                 <w:szCs w:val="28"/>
               </w:rPr>
-              <w:t>File</w:t>
+              <w:t>n</w:t>
             </w:r>
           </w:p>
         </w:tc>
         <w:tc>
           <w:tcPr>
-            <w:tcW w:w="2880" w:type="dxa"/>
+            <w:tcW w:w="4320" w:type="dxa"/>
           </w:tcPr>
           <w:p>
             <w:pPr>
@@ -1701,29 +2519,7 @@
                 <w:sz w:val="28"/>
                 <w:szCs w:val="28"/>
               </w:rPr>
-              <w:t>Số mẫu</w:t>
-            </w:r>
-          </w:p>
-        </w:tc>
-        <w:tc>
-          <w:tcPr>
-            <w:tcW w:w="2880" w:type="dxa"/>
-          </w:tcPr>
-          <w:p>
-            <w:pPr>
-              <w:rPr>
-                <w:rFonts w:ascii="Times New Roman" w:hAnsi="Times New Roman" w:cs="Times New Roman"/>
-                <w:sz w:val="28"/>
-                <w:szCs w:val="28"/>
-              </w:rPr>
-            </w:pPr>
-            <w:r>
-              <w:rPr>
-                <w:rFonts w:ascii="Times New Roman" w:hAnsi="Times New Roman" w:cs="Times New Roman"/>
-                <w:sz w:val="28"/>
-                <w:szCs w:val="28"/>
-              </w:rPr>
-              <w:t>Mục đích</w:t>
+              <w:t>Recall@n</w:t>
             </w:r>
           </w:p>
         </w:tc>
@@ -1731,7 +2527,7 @@
       <w:tr>
         <w:tc>
           <w:tcPr>
-            <w:tcW w:w="2880" w:type="dxa"/>
+            <w:tcW w:w="4320" w:type="dxa"/>
           </w:tcPr>
           <w:p>
             <w:pPr>
@@ -1747,13 +2543,13 @@
                 <w:sz w:val="28"/>
                 <w:szCs w:val="28"/>
               </w:rPr>
-              <w:t>train_5000.jsonl</w:t>
+              <w:t>10</w:t>
             </w:r>
           </w:p>
         </w:tc>
         <w:tc>
           <w:tcPr>
-            <w:tcW w:w="2880" w:type="dxa"/>
+            <w:tcW w:w="4320" w:type="dxa"/>
           </w:tcPr>
           <w:p>
             <w:pPr>
@@ -1769,29 +2565,7 @@
                 <w:sz w:val="28"/>
                 <w:szCs w:val="28"/>
               </w:rPr>
-              <w:t>3500</w:t>
-            </w:r>
-          </w:p>
-        </w:tc>
-        <w:tc>
-          <w:tcPr>
-            <w:tcW w:w="2880" w:type="dxa"/>
-          </w:tcPr>
-          <w:p>
-            <w:pPr>
-              <w:rPr>
-                <w:rFonts w:ascii="Times New Roman" w:hAnsi="Times New Roman" w:cs="Times New Roman"/>
-                <w:sz w:val="28"/>
-                <w:szCs w:val="28"/>
-              </w:rPr>
-            </w:pPr>
-            <w:r>
-              <w:rPr>
-                <w:rFonts w:ascii="Times New Roman" w:hAnsi="Times New Roman" w:cs="Times New Roman"/>
-                <w:sz w:val="28"/>
-                <w:szCs w:val="28"/>
-              </w:rPr>
-              <w:t>Train</w:t>
+              <w:t>1,0000</w:t>
             </w:r>
           </w:p>
         </w:tc>
@@ -1799,7 +2573,7 @@
       <w:tr>
         <w:tc>
           <w:tcPr>
-            <w:tcW w:w="2880" w:type="dxa"/>
+            <w:tcW w:w="4320" w:type="dxa"/>
           </w:tcPr>
           <w:p>
             <w:pPr>
@@ -1815,13 +2589,13 @@
                 <w:sz w:val="28"/>
                 <w:szCs w:val="28"/>
               </w:rPr>
-              <w:t>valid_5000.jsonl</w:t>
+              <w:t>20</w:t>
             </w:r>
           </w:p>
         </w:tc>
         <w:tc>
           <w:tcPr>
-            <w:tcW w:w="2880" w:type="dxa"/>
+            <w:tcW w:w="4320" w:type="dxa"/>
           </w:tcPr>
           <w:p>
             <w:pPr>
@@ -1837,29 +2611,7 @@
                 <w:sz w:val="28"/>
                 <w:szCs w:val="28"/>
               </w:rPr>
-              <w:t>750</w:t>
-            </w:r>
-          </w:p>
-        </w:tc>
-        <w:tc>
-          <w:tcPr>
-            <w:tcW w:w="2880" w:type="dxa"/>
-          </w:tcPr>
-          <w:p>
-            <w:pPr>
-              <w:rPr>
-                <w:rFonts w:ascii="Times New Roman" w:hAnsi="Times New Roman" w:cs="Times New Roman"/>
-                <w:sz w:val="28"/>
-                <w:szCs w:val="28"/>
-              </w:rPr>
-            </w:pPr>
-            <w:r>
-              <w:rPr>
-                <w:rFonts w:ascii="Times New Roman" w:hAnsi="Times New Roman" w:cs="Times New Roman"/>
-                <w:sz w:val="28"/>
-                <w:szCs w:val="28"/>
-              </w:rPr>
-              <w:t>Validation</w:t>
+              <w:t>1,0000</w:t>
             </w:r>
           </w:p>
         </w:tc>
@@ -1867,7 +2619,7 @@
       <w:tr>
         <w:tc>
           <w:tcPr>
-            <w:tcW w:w="2880" w:type="dxa"/>
+            <w:tcW w:w="4320" w:type="dxa"/>
           </w:tcPr>
           <w:p>
             <w:pPr>
@@ -1883,13 +2635,13 @@
                 <w:sz w:val="28"/>
                 <w:szCs w:val="28"/>
               </w:rPr>
-              <w:t>test_5000.jsonl</w:t>
+              <w:t>30</w:t>
             </w:r>
           </w:p>
         </w:tc>
         <w:tc>
           <w:tcPr>
-            <w:tcW w:w="2880" w:type="dxa"/>
+            <w:tcW w:w="4320" w:type="dxa"/>
           </w:tcPr>
           <w:p>
             <w:pPr>
@@ -1905,13 +2657,37 @@
                 <w:sz w:val="28"/>
                 <w:szCs w:val="28"/>
               </w:rPr>
-              <w:t>750</w:t>
+              <w:t>1,0000</w:t>
+            </w:r>
+          </w:p>
+        </w:tc>
+      </w:tr>
+      <w:tr>
+        <w:tc>
+          <w:tcPr>
+            <w:tcW w:w="4320" w:type="dxa"/>
+          </w:tcPr>
+          <w:p>
+            <w:pPr>
+              <w:rPr>
+                <w:rFonts w:ascii="Times New Roman" w:hAnsi="Times New Roman" w:cs="Times New Roman"/>
+                <w:sz w:val="28"/>
+                <w:szCs w:val="28"/>
+              </w:rPr>
+            </w:pPr>
+            <w:r>
+              <w:rPr>
+                <w:rFonts w:ascii="Times New Roman" w:hAnsi="Times New Roman" w:cs="Times New Roman"/>
+                <w:sz w:val="28"/>
+                <w:szCs w:val="28"/>
+              </w:rPr>
+              <w:t>50</w:t>
             </w:r>
           </w:p>
         </w:tc>
         <w:tc>
           <w:tcPr>
-            <w:tcW w:w="2880" w:type="dxa"/>
+            <w:tcW w:w="4320" w:type="dxa"/>
           </w:tcPr>
           <w:p>
             <w:pPr>
@@ -1927,7 +2703,99 @@
                 <w:sz w:val="28"/>
                 <w:szCs w:val="28"/>
               </w:rPr>
-              <w:t>Test (tùy chọn)</w:t>
+              <w:t>1,0000</w:t>
+            </w:r>
+          </w:p>
+        </w:tc>
+      </w:tr>
+      <w:tr>
+        <w:tc>
+          <w:tcPr>
+            <w:tcW w:w="4320" w:type="dxa"/>
+          </w:tcPr>
+          <w:p>
+            <w:pPr>
+              <w:rPr>
+                <w:rFonts w:ascii="Times New Roman" w:hAnsi="Times New Roman" w:cs="Times New Roman"/>
+                <w:sz w:val="28"/>
+                <w:szCs w:val="28"/>
+              </w:rPr>
+            </w:pPr>
+            <w:r>
+              <w:rPr>
+                <w:rFonts w:ascii="Times New Roman" w:hAnsi="Times New Roman" w:cs="Times New Roman"/>
+                <w:sz w:val="28"/>
+                <w:szCs w:val="28"/>
+              </w:rPr>
+              <w:t>75</w:t>
+            </w:r>
+          </w:p>
+        </w:tc>
+        <w:tc>
+          <w:tcPr>
+            <w:tcW w:w="4320" w:type="dxa"/>
+          </w:tcPr>
+          <w:p>
+            <w:pPr>
+              <w:rPr>
+                <w:rFonts w:ascii="Times New Roman" w:hAnsi="Times New Roman" w:cs="Times New Roman"/>
+                <w:sz w:val="28"/>
+                <w:szCs w:val="28"/>
+              </w:rPr>
+            </w:pPr>
+            <w:r>
+              <w:rPr>
+                <w:rFonts w:ascii="Times New Roman" w:hAnsi="Times New Roman" w:cs="Times New Roman"/>
+                <w:sz w:val="28"/>
+                <w:szCs w:val="28"/>
+              </w:rPr>
+              <w:t>1,0000</w:t>
+            </w:r>
+          </w:p>
+        </w:tc>
+      </w:tr>
+      <w:tr>
+        <w:tc>
+          <w:tcPr>
+            <w:tcW w:w="4320" w:type="dxa"/>
+          </w:tcPr>
+          <w:p>
+            <w:pPr>
+              <w:rPr>
+                <w:rFonts w:ascii="Times New Roman" w:hAnsi="Times New Roman" w:cs="Times New Roman"/>
+                <w:sz w:val="28"/>
+                <w:szCs w:val="28"/>
+              </w:rPr>
+            </w:pPr>
+            <w:r>
+              <w:rPr>
+                <w:rFonts w:ascii="Times New Roman" w:hAnsi="Times New Roman" w:cs="Times New Roman"/>
+                <w:sz w:val="28"/>
+                <w:szCs w:val="28"/>
+              </w:rPr>
+              <w:t>100</w:t>
+            </w:r>
+          </w:p>
+        </w:tc>
+        <w:tc>
+          <w:tcPr>
+            <w:tcW w:w="4320" w:type="dxa"/>
+          </w:tcPr>
+          <w:p>
+            <w:pPr>
+              <w:rPr>
+                <w:rFonts w:ascii="Times New Roman" w:hAnsi="Times New Roman" w:cs="Times New Roman"/>
+                <w:sz w:val="28"/>
+                <w:szCs w:val="28"/>
+              </w:rPr>
+            </w:pPr>
+            <w:r>
+              <w:rPr>
+                <w:rFonts w:ascii="Times New Roman" w:hAnsi="Times New Roman" w:cs="Times New Roman"/>
+                <w:sz w:val="28"/>
+                <w:szCs w:val="28"/>
+              </w:rPr>
+              <w:t>1,0000</w:t>
             </w:r>
           </w:p>
         </w:tc>
@@ -1947,12 +2815,449 @@
           <w:sz w:val="28"/>
           <w:szCs w:val="28"/>
         </w:rPr>
-        <w:t>Query: title hoặc câu query tự nhiên trong jsonl. Passage: searchable_text. Loss: MultipleNegativesRankingLoss (in-batch negatives).</w:t>
+        <w:lastRenderedPageBreak/>
+        <w:t>→ selected_n = 10 (nhỏ nhất đạt target). Rerank 500 × 10 = 5000 cặp (thay vì 50.000 nếu rerank n=100).</w:t>
       </w:r>
     </w:p>
     <w:p>
       <w:pPr>
         <w:pStyle w:val="Heading2"/>
+        <w:rPr>
+          <w:rFonts w:ascii="Times New Roman" w:hAnsi="Times New Roman" w:cs="Times New Roman"/>
+          <w:color w:val="auto"/>
+          <w:sz w:val="28"/>
+          <w:szCs w:val="28"/>
+        </w:rPr>
+      </w:pPr>
+      <w:r>
+        <w:rPr>
+          <w:rFonts w:ascii="Times New Roman" w:hAnsi="Times New Roman" w:cs="Times New Roman"/>
+          <w:color w:val="auto"/>
+          <w:sz w:val="28"/>
+          <w:szCs w:val="28"/>
+        </w:rPr>
+        <w:t>4.3. Tìm k tối ưu (grid tại n=10)</w:t>
+      </w:r>
+    </w:p>
+    <w:tbl>
+      <w:tblPr>
+        <w:tblStyle w:val="TableGrid"/>
+        <w:tblW w:w="0" w:type="auto"/>
+        <w:tblLook w:val="04A0" w:firstRow="1" w:lastRow="0" w:firstColumn="1" w:lastColumn="0" w:noHBand="0" w:noVBand="1"/>
+      </w:tblPr>
+      <w:tblGrid>
+        <w:gridCol w:w="1440"/>
+        <w:gridCol w:w="1440"/>
+        <w:gridCol w:w="1440"/>
+        <w:gridCol w:w="1440"/>
+        <w:gridCol w:w="1440"/>
+        <w:gridCol w:w="1440"/>
+      </w:tblGrid>
+      <w:tr>
+        <w:tc>
+          <w:tcPr>
+            <w:tcW w:w="1440" w:type="dxa"/>
+          </w:tcPr>
+          <w:p>
+            <w:pPr>
+              <w:rPr>
+                <w:rFonts w:ascii="Times New Roman" w:hAnsi="Times New Roman" w:cs="Times New Roman"/>
+                <w:sz w:val="28"/>
+                <w:szCs w:val="28"/>
+              </w:rPr>
+            </w:pPr>
+            <w:r>
+              <w:rPr>
+                <w:rFonts w:ascii="Times New Roman" w:hAnsi="Times New Roman" w:cs="Times New Roman"/>
+                <w:sz w:val="28"/>
+                <w:szCs w:val="28"/>
+              </w:rPr>
+              <w:t>k</w:t>
+            </w:r>
+          </w:p>
+        </w:tc>
+        <w:tc>
+          <w:tcPr>
+            <w:tcW w:w="1440" w:type="dxa"/>
+          </w:tcPr>
+          <w:p>
+            <w:pPr>
+              <w:rPr>
+                <w:rFonts w:ascii="Times New Roman" w:hAnsi="Times New Roman" w:cs="Times New Roman"/>
+                <w:sz w:val="28"/>
+                <w:szCs w:val="28"/>
+              </w:rPr>
+            </w:pPr>
+            <w:r>
+              <w:rPr>
+                <w:rFonts w:ascii="Times New Roman" w:hAnsi="Times New Roman" w:cs="Times New Roman"/>
+                <w:sz w:val="28"/>
+                <w:szCs w:val="28"/>
+              </w:rPr>
+              <w:t>P</w:t>
+            </w:r>
+          </w:p>
+        </w:tc>
+        <w:tc>
+          <w:tcPr>
+            <w:tcW w:w="1440" w:type="dxa"/>
+          </w:tcPr>
+          <w:p>
+            <w:pPr>
+              <w:rPr>
+                <w:rFonts w:ascii="Times New Roman" w:hAnsi="Times New Roman" w:cs="Times New Roman"/>
+                <w:sz w:val="28"/>
+                <w:szCs w:val="28"/>
+              </w:rPr>
+            </w:pPr>
+            <w:r>
+              <w:rPr>
+                <w:rFonts w:ascii="Times New Roman" w:hAnsi="Times New Roman" w:cs="Times New Roman"/>
+                <w:sz w:val="28"/>
+                <w:szCs w:val="28"/>
+              </w:rPr>
+              <w:t>R</w:t>
+            </w:r>
+          </w:p>
+        </w:tc>
+        <w:tc>
+          <w:tcPr>
+            <w:tcW w:w="1440" w:type="dxa"/>
+          </w:tcPr>
+          <w:p>
+            <w:pPr>
+              <w:rPr>
+                <w:rFonts w:ascii="Times New Roman" w:hAnsi="Times New Roman" w:cs="Times New Roman"/>
+                <w:sz w:val="28"/>
+                <w:szCs w:val="28"/>
+              </w:rPr>
+            </w:pPr>
+            <w:r>
+              <w:rPr>
+                <w:rFonts w:ascii="Times New Roman" w:hAnsi="Times New Roman" w:cs="Times New Roman"/>
+                <w:sz w:val="28"/>
+                <w:szCs w:val="28"/>
+              </w:rPr>
+              <w:t>F1</w:t>
+            </w:r>
+          </w:p>
+        </w:tc>
+        <w:tc>
+          <w:tcPr>
+            <w:tcW w:w="1440" w:type="dxa"/>
+          </w:tcPr>
+          <w:p>
+            <w:pPr>
+              <w:rPr>
+                <w:rFonts w:ascii="Times New Roman" w:hAnsi="Times New Roman" w:cs="Times New Roman"/>
+                <w:sz w:val="28"/>
+                <w:szCs w:val="28"/>
+              </w:rPr>
+            </w:pPr>
+            <w:r>
+              <w:rPr>
+                <w:rFonts w:ascii="Times New Roman" w:hAnsi="Times New Roman" w:cs="Times New Roman"/>
+                <w:sz w:val="28"/>
+                <w:szCs w:val="28"/>
+              </w:rPr>
+              <w:t>MRR</w:t>
+            </w:r>
+          </w:p>
+        </w:tc>
+        <w:tc>
+          <w:tcPr>
+            <w:tcW w:w="1440" w:type="dxa"/>
+          </w:tcPr>
+          <w:p>
+            <w:pPr>
+              <w:rPr>
+                <w:rFonts w:ascii="Times New Roman" w:hAnsi="Times New Roman" w:cs="Times New Roman"/>
+                <w:sz w:val="28"/>
+                <w:szCs w:val="28"/>
+              </w:rPr>
+            </w:pPr>
+            <w:r>
+              <w:rPr>
+                <w:rFonts w:ascii="Times New Roman" w:hAnsi="Times New Roman" w:cs="Times New Roman"/>
+                <w:sz w:val="28"/>
+                <w:szCs w:val="28"/>
+              </w:rPr>
+              <w:t>NDCG</w:t>
+            </w:r>
+          </w:p>
+        </w:tc>
+      </w:tr>
+      <w:tr>
+        <w:tc>
+          <w:tcPr>
+            <w:tcW w:w="1440" w:type="dxa"/>
+          </w:tcPr>
+          <w:p>
+            <w:pPr>
+              <w:rPr>
+                <w:rFonts w:ascii="Times New Roman" w:hAnsi="Times New Roman" w:cs="Times New Roman"/>
+                <w:sz w:val="28"/>
+                <w:szCs w:val="28"/>
+              </w:rPr>
+            </w:pPr>
+            <w:r>
+              <w:rPr>
+                <w:rFonts w:ascii="Times New Roman" w:hAnsi="Times New Roman" w:cs="Times New Roman"/>
+                <w:sz w:val="28"/>
+                <w:szCs w:val="28"/>
+              </w:rPr>
+              <w:t>5</w:t>
+            </w:r>
+          </w:p>
+        </w:tc>
+        <w:tc>
+          <w:tcPr>
+            <w:tcW w:w="1440" w:type="dxa"/>
+          </w:tcPr>
+          <w:p>
+            <w:pPr>
+              <w:rPr>
+                <w:rFonts w:ascii="Times New Roman" w:hAnsi="Times New Roman" w:cs="Times New Roman"/>
+                <w:sz w:val="28"/>
+                <w:szCs w:val="28"/>
+              </w:rPr>
+            </w:pPr>
+            <w:r>
+              <w:rPr>
+                <w:rFonts w:ascii="Times New Roman" w:hAnsi="Times New Roman" w:cs="Times New Roman"/>
+                <w:sz w:val="28"/>
+                <w:szCs w:val="28"/>
+              </w:rPr>
+              <w:t>0,2004</w:t>
+            </w:r>
+          </w:p>
+        </w:tc>
+        <w:tc>
+          <w:tcPr>
+            <w:tcW w:w="1440" w:type="dxa"/>
+          </w:tcPr>
+          <w:p>
+            <w:pPr>
+              <w:rPr>
+                <w:rFonts w:ascii="Times New Roman" w:hAnsi="Times New Roman" w:cs="Times New Roman"/>
+                <w:sz w:val="28"/>
+                <w:szCs w:val="28"/>
+              </w:rPr>
+            </w:pPr>
+            <w:r>
+              <w:rPr>
+                <w:rFonts w:ascii="Times New Roman" w:hAnsi="Times New Roman" w:cs="Times New Roman"/>
+                <w:sz w:val="28"/>
+                <w:szCs w:val="28"/>
+              </w:rPr>
+              <w:t>1,0000</w:t>
+            </w:r>
+          </w:p>
+        </w:tc>
+        <w:tc>
+          <w:tcPr>
+            <w:tcW w:w="1440" w:type="dxa"/>
+          </w:tcPr>
+          <w:p>
+            <w:pPr>
+              <w:rPr>
+                <w:rFonts w:ascii="Times New Roman" w:hAnsi="Times New Roman" w:cs="Times New Roman"/>
+                <w:sz w:val="28"/>
+                <w:szCs w:val="28"/>
+              </w:rPr>
+            </w:pPr>
+            <w:r>
+              <w:rPr>
+                <w:rFonts w:ascii="Times New Roman" w:hAnsi="Times New Roman" w:cs="Times New Roman"/>
+                <w:sz w:val="28"/>
+                <w:szCs w:val="28"/>
+              </w:rPr>
+              <w:t>0,3339</w:t>
+            </w:r>
+          </w:p>
+        </w:tc>
+        <w:tc>
+          <w:tcPr>
+            <w:tcW w:w="1440" w:type="dxa"/>
+          </w:tcPr>
+          <w:p>
+            <w:pPr>
+              <w:rPr>
+                <w:rFonts w:ascii="Times New Roman" w:hAnsi="Times New Roman" w:cs="Times New Roman"/>
+                <w:sz w:val="28"/>
+                <w:szCs w:val="28"/>
+              </w:rPr>
+            </w:pPr>
+            <w:r>
+              <w:rPr>
+                <w:rFonts w:ascii="Times New Roman" w:hAnsi="Times New Roman" w:cs="Times New Roman"/>
+                <w:sz w:val="28"/>
+                <w:szCs w:val="28"/>
+              </w:rPr>
+              <w:t>0,9990</w:t>
+            </w:r>
+          </w:p>
+        </w:tc>
+        <w:tc>
+          <w:tcPr>
+            <w:tcW w:w="1440" w:type="dxa"/>
+          </w:tcPr>
+          <w:p>
+            <w:pPr>
+              <w:rPr>
+                <w:rFonts w:ascii="Times New Roman" w:hAnsi="Times New Roman" w:cs="Times New Roman"/>
+                <w:sz w:val="28"/>
+                <w:szCs w:val="28"/>
+              </w:rPr>
+            </w:pPr>
+            <w:r>
+              <w:rPr>
+                <w:rFonts w:ascii="Times New Roman" w:hAnsi="Times New Roman" w:cs="Times New Roman"/>
+                <w:sz w:val="28"/>
+                <w:szCs w:val="28"/>
+              </w:rPr>
+              <w:t>0,9993</w:t>
+            </w:r>
+          </w:p>
+        </w:tc>
+      </w:tr>
+      <w:tr>
+        <w:tc>
+          <w:tcPr>
+            <w:tcW w:w="1440" w:type="dxa"/>
+          </w:tcPr>
+          <w:p>
+            <w:pPr>
+              <w:rPr>
+                <w:rFonts w:ascii="Times New Roman" w:hAnsi="Times New Roman" w:cs="Times New Roman"/>
+                <w:sz w:val="28"/>
+                <w:szCs w:val="28"/>
+              </w:rPr>
+            </w:pPr>
+            <w:r>
+              <w:rPr>
+                <w:rFonts w:ascii="Times New Roman" w:hAnsi="Times New Roman" w:cs="Times New Roman"/>
+                <w:sz w:val="28"/>
+                <w:szCs w:val="28"/>
+              </w:rPr>
+              <w:t>10</w:t>
+            </w:r>
+          </w:p>
+        </w:tc>
+        <w:tc>
+          <w:tcPr>
+            <w:tcW w:w="1440" w:type="dxa"/>
+          </w:tcPr>
+          <w:p>
+            <w:pPr>
+              <w:rPr>
+                <w:rFonts w:ascii="Times New Roman" w:hAnsi="Times New Roman" w:cs="Times New Roman"/>
+                <w:sz w:val="28"/>
+                <w:szCs w:val="28"/>
+              </w:rPr>
+            </w:pPr>
+            <w:r>
+              <w:rPr>
+                <w:rFonts w:ascii="Times New Roman" w:hAnsi="Times New Roman" w:cs="Times New Roman"/>
+                <w:sz w:val="28"/>
+                <w:szCs w:val="28"/>
+              </w:rPr>
+              <w:t>0,1002</w:t>
+            </w:r>
+          </w:p>
+        </w:tc>
+        <w:tc>
+          <w:tcPr>
+            <w:tcW w:w="1440" w:type="dxa"/>
+          </w:tcPr>
+          <w:p>
+            <w:pPr>
+              <w:rPr>
+                <w:rFonts w:ascii="Times New Roman" w:hAnsi="Times New Roman" w:cs="Times New Roman"/>
+                <w:sz w:val="28"/>
+                <w:szCs w:val="28"/>
+              </w:rPr>
+            </w:pPr>
+            <w:r>
+              <w:rPr>
+                <w:rFonts w:ascii="Times New Roman" w:hAnsi="Times New Roman" w:cs="Times New Roman"/>
+                <w:sz w:val="28"/>
+                <w:szCs w:val="28"/>
+              </w:rPr>
+              <w:t>1,0000</w:t>
+            </w:r>
+          </w:p>
+        </w:tc>
+        <w:tc>
+          <w:tcPr>
+            <w:tcW w:w="1440" w:type="dxa"/>
+          </w:tcPr>
+          <w:p>
+            <w:pPr>
+              <w:rPr>
+                <w:rFonts w:ascii="Times New Roman" w:hAnsi="Times New Roman" w:cs="Times New Roman"/>
+                <w:sz w:val="28"/>
+                <w:szCs w:val="28"/>
+              </w:rPr>
+            </w:pPr>
+            <w:r>
+              <w:rPr>
+                <w:rFonts w:ascii="Times New Roman" w:hAnsi="Times New Roman" w:cs="Times New Roman"/>
+                <w:sz w:val="28"/>
+                <w:szCs w:val="28"/>
+              </w:rPr>
+              <w:t>0,1821</w:t>
+            </w:r>
+          </w:p>
+        </w:tc>
+        <w:tc>
+          <w:tcPr>
+            <w:tcW w:w="1440" w:type="dxa"/>
+          </w:tcPr>
+          <w:p>
+            <w:pPr>
+              <w:rPr>
+                <w:rFonts w:ascii="Times New Roman" w:hAnsi="Times New Roman" w:cs="Times New Roman"/>
+                <w:sz w:val="28"/>
+                <w:szCs w:val="28"/>
+              </w:rPr>
+            </w:pPr>
+            <w:r>
+              <w:rPr>
+                <w:rFonts w:ascii="Times New Roman" w:hAnsi="Times New Roman" w:cs="Times New Roman"/>
+                <w:sz w:val="28"/>
+                <w:szCs w:val="28"/>
+              </w:rPr>
+              <w:t>0,9990</w:t>
+            </w:r>
+          </w:p>
+        </w:tc>
+        <w:tc>
+          <w:tcPr>
+            <w:tcW w:w="1440" w:type="dxa"/>
+          </w:tcPr>
+          <w:p>
+            <w:pPr>
+              <w:rPr>
+                <w:rFonts w:ascii="Times New Roman" w:hAnsi="Times New Roman" w:cs="Times New Roman"/>
+                <w:sz w:val="28"/>
+                <w:szCs w:val="28"/>
+              </w:rPr>
+            </w:pPr>
+            <w:r>
+              <w:rPr>
+                <w:rFonts w:ascii="Times New Roman" w:hAnsi="Times New Roman" w:cs="Times New Roman"/>
+                <w:sz w:val="28"/>
+                <w:szCs w:val="28"/>
+              </w:rPr>
+              <w:t>0,9993</w:t>
+            </w:r>
+          </w:p>
+        </w:tc>
+      </w:tr>
+    </w:tbl>
+    <w:p>
+      <w:pPr>
         <w:rPr>
           <w:rFonts w:ascii="Times New Roman" w:hAnsi="Times New Roman" w:cs="Times New Roman"/>
           <w:sz w:val="28"/>
@@ -1965,7 +3270,456 @@
           <w:sz w:val="28"/>
           <w:szCs w:val="28"/>
         </w:rPr>
-        <w:t>3.2. Fine-tune E5-base</w:t>
+        <w:t>k tối ưu theo NDCG: k=5 (P@5=0,20, F1@5=0,33, NDCG≈0,999). Báo cáo chính @10: k=10.</w:t>
+      </w:r>
+    </w:p>
+    <w:p>
+      <w:pPr>
+        <w:pStyle w:val="Heading1"/>
+        <w:rPr>
+          <w:rFonts w:ascii="Times New Roman" w:hAnsi="Times New Roman" w:cs="Times New Roman"/>
+          <w:color w:val="auto"/>
+        </w:rPr>
+      </w:pPr>
+      <w:r>
+        <w:rPr>
+          <w:rFonts w:ascii="Times New Roman" w:hAnsi="Times New Roman" w:cs="Times New Roman"/>
+          <w:color w:val="auto"/>
+        </w:rPr>
+        <w:t>5. Ngưỡng tối ưu trước triển khai</w:t>
+      </w:r>
+    </w:p>
+    <w:p>
+      <w:pPr>
+        <w:rPr>
+          <w:rFonts w:ascii="Times New Roman" w:hAnsi="Times New Roman" w:cs="Times New Roman"/>
+          <w:sz w:val="28"/>
+          <w:szCs w:val="28"/>
+        </w:rPr>
+      </w:pPr>
+      <w:r>
+        <w:rPr>
+          <w:rFonts w:ascii="Times New Roman" w:hAnsi="Times New Roman" w:cs="Times New Roman"/>
+          <w:sz w:val="28"/>
+          <w:szCs w:val="28"/>
+        </w:rPr>
+        <w:t>Phân tích trên cặp (query, passage) positive/negative: 2004 cặp (501 pos, 1503 neg). Mỗi query: 1 positive (searchable_text đúng) + 3 negative ngẫu nhiên.</w:t>
+      </w:r>
+    </w:p>
+    <w:tbl>
+      <w:tblPr>
+        <w:tblStyle w:val="TableGrid"/>
+        <w:tblW w:w="0" w:type="auto"/>
+        <w:tblLook w:val="04A0" w:firstRow="1" w:lastRow="0" w:firstColumn="1" w:lastColumn="0" w:noHBand="0" w:noVBand="1"/>
+      </w:tblPr>
+      <w:tblGrid>
+        <w:gridCol w:w="1728"/>
+        <w:gridCol w:w="1728"/>
+        <w:gridCol w:w="1728"/>
+        <w:gridCol w:w="1728"/>
+        <w:gridCol w:w="1728"/>
+      </w:tblGrid>
+      <w:tr>
+        <w:tc>
+          <w:tcPr>
+            <w:tcW w:w="1728" w:type="dxa"/>
+          </w:tcPr>
+          <w:p>
+            <w:pPr>
+              <w:rPr>
+                <w:rFonts w:ascii="Times New Roman" w:hAnsi="Times New Roman" w:cs="Times New Roman"/>
+                <w:sz w:val="28"/>
+                <w:szCs w:val="28"/>
+              </w:rPr>
+            </w:pPr>
+            <w:r>
+              <w:rPr>
+                <w:rFonts w:ascii="Times New Roman" w:hAnsi="Times New Roman" w:cs="Times New Roman"/>
+                <w:sz w:val="28"/>
+                <w:szCs w:val="28"/>
+              </w:rPr>
+              <w:t>Loại ngưỡng</w:t>
+            </w:r>
+          </w:p>
+        </w:tc>
+        <w:tc>
+          <w:tcPr>
+            <w:tcW w:w="1728" w:type="dxa"/>
+          </w:tcPr>
+          <w:p>
+            <w:pPr>
+              <w:rPr>
+                <w:rFonts w:ascii="Times New Roman" w:hAnsi="Times New Roman" w:cs="Times New Roman"/>
+                <w:sz w:val="28"/>
+                <w:szCs w:val="28"/>
+              </w:rPr>
+            </w:pPr>
+            <w:r>
+              <w:rPr>
+                <w:rFonts w:ascii="Times New Roman" w:hAnsi="Times New Roman" w:cs="Times New Roman"/>
+                <w:sz w:val="28"/>
+                <w:szCs w:val="28"/>
+              </w:rPr>
+              <w:t>τ</w:t>
+            </w:r>
+          </w:p>
+        </w:tc>
+        <w:tc>
+          <w:tcPr>
+            <w:tcW w:w="1728" w:type="dxa"/>
+          </w:tcPr>
+          <w:p>
+            <w:pPr>
+              <w:rPr>
+                <w:rFonts w:ascii="Times New Roman" w:hAnsi="Times New Roman" w:cs="Times New Roman"/>
+                <w:sz w:val="28"/>
+                <w:szCs w:val="28"/>
+              </w:rPr>
+            </w:pPr>
+            <w:r>
+              <w:rPr>
+                <w:rFonts w:ascii="Times New Roman" w:hAnsi="Times New Roman" w:cs="Times New Roman"/>
+                <w:sz w:val="28"/>
+                <w:szCs w:val="28"/>
+              </w:rPr>
+              <w:t>FPR</w:t>
+            </w:r>
+          </w:p>
+        </w:tc>
+        <w:tc>
+          <w:tcPr>
+            <w:tcW w:w="1728" w:type="dxa"/>
+          </w:tcPr>
+          <w:p>
+            <w:pPr>
+              <w:rPr>
+                <w:rFonts w:ascii="Times New Roman" w:hAnsi="Times New Roman" w:cs="Times New Roman"/>
+                <w:sz w:val="28"/>
+                <w:szCs w:val="28"/>
+              </w:rPr>
+            </w:pPr>
+            <w:r>
+              <w:rPr>
+                <w:rFonts w:ascii="Times New Roman" w:hAnsi="Times New Roman" w:cs="Times New Roman"/>
+                <w:sz w:val="28"/>
+                <w:szCs w:val="28"/>
+              </w:rPr>
+              <w:t>FNR</w:t>
+            </w:r>
+          </w:p>
+        </w:tc>
+        <w:tc>
+          <w:tcPr>
+            <w:tcW w:w="1728" w:type="dxa"/>
+          </w:tcPr>
+          <w:p>
+            <w:pPr>
+              <w:rPr>
+                <w:rFonts w:ascii="Times New Roman" w:hAnsi="Times New Roman" w:cs="Times New Roman"/>
+                <w:sz w:val="28"/>
+                <w:szCs w:val="28"/>
+              </w:rPr>
+            </w:pPr>
+            <w:r>
+              <w:rPr>
+                <w:rFonts w:ascii="Times New Roman" w:hAnsi="Times New Roman" w:cs="Times New Roman"/>
+                <w:sz w:val="28"/>
+                <w:szCs w:val="28"/>
+              </w:rPr>
+              <w:t>Error rate</w:t>
+            </w:r>
+          </w:p>
+        </w:tc>
+      </w:tr>
+      <w:tr>
+        <w:tc>
+          <w:tcPr>
+            <w:tcW w:w="1728" w:type="dxa"/>
+          </w:tcPr>
+          <w:p>
+            <w:pPr>
+              <w:rPr>
+                <w:rFonts w:ascii="Times New Roman" w:hAnsi="Times New Roman" w:cs="Times New Roman"/>
+                <w:sz w:val="28"/>
+                <w:szCs w:val="28"/>
+              </w:rPr>
+            </w:pPr>
+            <w:r>
+              <w:rPr>
+                <w:rFonts w:ascii="Times New Roman" w:hAnsi="Times New Roman" w:cs="Times New Roman"/>
+                <w:sz w:val="28"/>
+                <w:szCs w:val="28"/>
+              </w:rPr>
+              <w:t>EER (FPR ≈ FNR)</w:t>
+            </w:r>
+          </w:p>
+        </w:tc>
+        <w:tc>
+          <w:tcPr>
+            <w:tcW w:w="1728" w:type="dxa"/>
+          </w:tcPr>
+          <w:p>
+            <w:pPr>
+              <w:rPr>
+                <w:rFonts w:ascii="Times New Roman" w:hAnsi="Times New Roman" w:cs="Times New Roman"/>
+                <w:sz w:val="28"/>
+                <w:szCs w:val="28"/>
+              </w:rPr>
+            </w:pPr>
+            <w:r>
+              <w:rPr>
+                <w:rFonts w:ascii="Times New Roman" w:hAnsi="Times New Roman" w:cs="Times New Roman"/>
+                <w:sz w:val="28"/>
+                <w:szCs w:val="28"/>
+              </w:rPr>
+              <w:t>0.0050</w:t>
+            </w:r>
+          </w:p>
+        </w:tc>
+        <w:tc>
+          <w:tcPr>
+            <w:tcW w:w="1728" w:type="dxa"/>
+          </w:tcPr>
+          <w:p>
+            <w:pPr>
+              <w:rPr>
+                <w:rFonts w:ascii="Times New Roman" w:hAnsi="Times New Roman" w:cs="Times New Roman"/>
+                <w:sz w:val="28"/>
+                <w:szCs w:val="28"/>
+              </w:rPr>
+            </w:pPr>
+            <w:r>
+              <w:rPr>
+                <w:rFonts w:ascii="Times New Roman" w:hAnsi="Times New Roman" w:cs="Times New Roman"/>
+                <w:sz w:val="28"/>
+                <w:szCs w:val="28"/>
+              </w:rPr>
+              <w:t>0,0000</w:t>
+            </w:r>
+          </w:p>
+        </w:tc>
+        <w:tc>
+          <w:tcPr>
+            <w:tcW w:w="1728" w:type="dxa"/>
+          </w:tcPr>
+          <w:p>
+            <w:pPr>
+              <w:rPr>
+                <w:rFonts w:ascii="Times New Roman" w:hAnsi="Times New Roman" w:cs="Times New Roman"/>
+                <w:sz w:val="28"/>
+                <w:szCs w:val="28"/>
+              </w:rPr>
+            </w:pPr>
+            <w:r>
+              <w:rPr>
+                <w:rFonts w:ascii="Times New Roman" w:hAnsi="Times New Roman" w:cs="Times New Roman"/>
+                <w:sz w:val="28"/>
+                <w:szCs w:val="28"/>
+              </w:rPr>
+              <w:t>0,0000</w:t>
+            </w:r>
+          </w:p>
+        </w:tc>
+        <w:tc>
+          <w:tcPr>
+            <w:tcW w:w="1728" w:type="dxa"/>
+          </w:tcPr>
+          <w:p>
+            <w:pPr>
+              <w:rPr>
+                <w:rFonts w:ascii="Times New Roman" w:hAnsi="Times New Roman" w:cs="Times New Roman"/>
+                <w:sz w:val="28"/>
+                <w:szCs w:val="28"/>
+              </w:rPr>
+            </w:pPr>
+            <w:r>
+              <w:rPr>
+                <w:rFonts w:ascii="Times New Roman" w:hAnsi="Times New Roman" w:cs="Times New Roman"/>
+                <w:sz w:val="28"/>
+                <w:szCs w:val="28"/>
+              </w:rPr>
+              <w:t>0,0000</w:t>
+            </w:r>
+          </w:p>
+        </w:tc>
+      </w:tr>
+      <w:tr>
+        <w:tc>
+          <w:tcPr>
+            <w:tcW w:w="1728" w:type="dxa"/>
+          </w:tcPr>
+          <w:p>
+            <w:pPr>
+              <w:rPr>
+                <w:rFonts w:ascii="Times New Roman" w:hAnsi="Times New Roman" w:cs="Times New Roman"/>
+                <w:sz w:val="28"/>
+                <w:szCs w:val="28"/>
+              </w:rPr>
+            </w:pPr>
+            <w:r>
+              <w:rPr>
+                <w:rFonts w:ascii="Times New Roman" w:hAnsi="Times New Roman" w:cs="Times New Roman"/>
+                <w:sz w:val="28"/>
+                <w:szCs w:val="28"/>
+              </w:rPr>
+              <w:t>Min error rate</w:t>
+            </w:r>
+          </w:p>
+        </w:tc>
+        <w:tc>
+          <w:tcPr>
+            <w:tcW w:w="1728" w:type="dxa"/>
+          </w:tcPr>
+          <w:p>
+            <w:pPr>
+              <w:rPr>
+                <w:rFonts w:ascii="Times New Roman" w:hAnsi="Times New Roman" w:cs="Times New Roman"/>
+                <w:sz w:val="28"/>
+                <w:szCs w:val="28"/>
+              </w:rPr>
+            </w:pPr>
+            <w:r>
+              <w:rPr>
+                <w:rFonts w:ascii="Times New Roman" w:hAnsi="Times New Roman" w:cs="Times New Roman"/>
+                <w:sz w:val="28"/>
+                <w:szCs w:val="28"/>
+              </w:rPr>
+              <w:t>0.0050</w:t>
+            </w:r>
+          </w:p>
+        </w:tc>
+        <w:tc>
+          <w:tcPr>
+            <w:tcW w:w="1728" w:type="dxa"/>
+          </w:tcPr>
+          <w:p>
+            <w:pPr>
+              <w:rPr>
+                <w:rFonts w:ascii="Times New Roman" w:hAnsi="Times New Roman" w:cs="Times New Roman"/>
+                <w:sz w:val="28"/>
+                <w:szCs w:val="28"/>
+              </w:rPr>
+            </w:pPr>
+            <w:r>
+              <w:rPr>
+                <w:rFonts w:ascii="Times New Roman" w:hAnsi="Times New Roman" w:cs="Times New Roman"/>
+                <w:sz w:val="28"/>
+                <w:szCs w:val="28"/>
+              </w:rPr>
+              <w:t>0,0000</w:t>
+            </w:r>
+          </w:p>
+        </w:tc>
+        <w:tc>
+          <w:tcPr>
+            <w:tcW w:w="1728" w:type="dxa"/>
+          </w:tcPr>
+          <w:p>
+            <w:pPr>
+              <w:rPr>
+                <w:rFonts w:ascii="Times New Roman" w:hAnsi="Times New Roman" w:cs="Times New Roman"/>
+                <w:sz w:val="28"/>
+                <w:szCs w:val="28"/>
+              </w:rPr>
+            </w:pPr>
+            <w:r>
+              <w:rPr>
+                <w:rFonts w:ascii="Times New Roman" w:hAnsi="Times New Roman" w:cs="Times New Roman"/>
+                <w:sz w:val="28"/>
+                <w:szCs w:val="28"/>
+              </w:rPr>
+              <w:t>0,0000</w:t>
+            </w:r>
+          </w:p>
+        </w:tc>
+        <w:tc>
+          <w:tcPr>
+            <w:tcW w:w="1728" w:type="dxa"/>
+          </w:tcPr>
+          <w:p>
+            <w:pPr>
+              <w:rPr>
+                <w:rFonts w:ascii="Times New Roman" w:hAnsi="Times New Roman" w:cs="Times New Roman"/>
+                <w:sz w:val="28"/>
+                <w:szCs w:val="28"/>
+              </w:rPr>
+            </w:pPr>
+            <w:r>
+              <w:rPr>
+                <w:rFonts w:ascii="Times New Roman" w:hAnsi="Times New Roman" w:cs="Times New Roman"/>
+                <w:sz w:val="28"/>
+                <w:szCs w:val="28"/>
+              </w:rPr>
+              <w:t>0,0000</w:t>
+            </w:r>
+          </w:p>
+        </w:tc>
+      </w:tr>
+    </w:tbl>
+    <w:p>
+      <w:pPr>
+        <w:rPr>
+          <w:rFonts w:ascii="Times New Roman" w:hAnsi="Times New Roman" w:cs="Times New Roman"/>
+          <w:sz w:val="28"/>
+          <w:szCs w:val="28"/>
+        </w:rPr>
+      </w:pPr>
+      <w:r>
+        <w:rPr>
+          <w:rFonts w:ascii="Times New Roman" w:hAnsi="Times New Roman" w:cs="Times New Roman"/>
+          <w:sz w:val="28"/>
+          <w:szCs w:val="28"/>
+        </w:rPr>
+        <w:t xml:space="preserve">Triển khai: lọc kết quả reranker với score ≥ 0.005. Vùng τ </w:t>
+      </w:r>
+      <w:r>
+        <w:rPr>
+          <w:rFonts w:ascii="Cambria Math" w:hAnsi="Cambria Math" w:cs="Cambria Math"/>
+          <w:sz w:val="28"/>
+          <w:szCs w:val="28"/>
+        </w:rPr>
+        <w:t>∈</w:t>
+      </w:r>
+      <w:r>
+        <w:rPr>
+          <w:rFonts w:ascii="Times New Roman" w:hAnsi="Times New Roman" w:cs="Times New Roman"/>
+          <w:sz w:val="28"/>
+          <w:szCs w:val="28"/>
+        </w:rPr>
+        <w:t xml:space="preserve"> [0,01; 0,99] đều cho error rate = 0 trên tập mẫu này. Lưu ý: negative ngẫu nhiên dễ tách hơn negative cứng từ top-n E5.</w:t>
+      </w:r>
+    </w:p>
+    <w:p>
+      <w:pPr>
+        <w:pStyle w:val="Heading1"/>
+        <w:rPr>
+          <w:rFonts w:ascii="Times New Roman" w:hAnsi="Times New Roman" w:cs="Times New Roman"/>
+          <w:color w:val="auto"/>
+        </w:rPr>
+      </w:pPr>
+      <w:r>
+        <w:rPr>
+          <w:rFonts w:ascii="Times New Roman" w:hAnsi="Times New Roman" w:cs="Times New Roman"/>
+          <w:color w:val="auto"/>
+        </w:rPr>
+        <w:t>6. Giải thích Precision@10</w:t>
+      </w:r>
+    </w:p>
+    <w:p>
+      <w:pPr>
+        <w:rPr>
+          <w:rFonts w:ascii="Times New Roman" w:hAnsi="Times New Roman" w:cs="Times New Roman"/>
+          <w:sz w:val="28"/>
+          <w:szCs w:val="28"/>
+        </w:rPr>
+      </w:pPr>
+      <w:r>
+        <w:rPr>
+          <w:rFonts w:ascii="Times New Roman" w:hAnsi="Times New Roman" w:cs="Times New Roman"/>
+          <w:sz w:val="28"/>
+          <w:szCs w:val="28"/>
+        </w:rPr>
+        <w:t>Mỗi query có 1 nhãn đúng, Precision@10 = hit/10 ≤ 10%. Kết quả ~10% là gần trần lý thuyết khi Recall = 100%. Nên báo cáo thêm MRR, NDCG, F1 và so sánh trước/sau rerank.</w:t>
       </w:r>
     </w:p>
     <w:tbl>
@@ -1997,7 +3751,7 @@
                 <w:sz w:val="28"/>
                 <w:szCs w:val="28"/>
               </w:rPr>
-              <w:t>Tham số</w:t>
+              <w:t>Thống kê corpus</w:t>
             </w:r>
           </w:p>
         </w:tc>
@@ -2043,606 +3797,7 @@
                 <w:sz w:val="28"/>
                 <w:szCs w:val="28"/>
               </w:rPr>
-              <w:t>Base model</w:t>
-            </w:r>
-          </w:p>
-        </w:tc>
-        <w:tc>
-          <w:tcPr>
-            <w:tcW w:w="4320" w:type="dxa"/>
-          </w:tcPr>
-          <w:p>
-            <w:pPr>
-              <w:rPr>
-                <w:rFonts w:ascii="Times New Roman" w:hAnsi="Times New Roman" w:cs="Times New Roman"/>
-                <w:sz w:val="28"/>
-                <w:szCs w:val="28"/>
-              </w:rPr>
-            </w:pPr>
-            <w:r>
-              <w:rPr>
-                <w:rFonts w:ascii="Times New Roman" w:hAnsi="Times New Roman" w:cs="Times New Roman"/>
-                <w:sz w:val="28"/>
-                <w:szCs w:val="28"/>
-              </w:rPr>
-              <w:t>intfloat/multilingual-e5-base</w:t>
-            </w:r>
-          </w:p>
-        </w:tc>
-      </w:tr>
-      <w:tr>
-        <w:tc>
-          <w:tcPr>
-            <w:tcW w:w="4320" w:type="dxa"/>
-          </w:tcPr>
-          <w:p>
-            <w:pPr>
-              <w:rPr>
-                <w:rFonts w:ascii="Times New Roman" w:hAnsi="Times New Roman" w:cs="Times New Roman"/>
-                <w:sz w:val="28"/>
-                <w:szCs w:val="28"/>
-              </w:rPr>
-            </w:pPr>
-            <w:r>
-              <w:rPr>
-                <w:rFonts w:ascii="Times New Roman" w:hAnsi="Times New Roman" w:cs="Times New Roman"/>
-                <w:sz w:val="28"/>
-                <w:szCs w:val="28"/>
-              </w:rPr>
-              <w:t>Output</w:t>
-            </w:r>
-          </w:p>
-        </w:tc>
-        <w:tc>
-          <w:tcPr>
-            <w:tcW w:w="4320" w:type="dxa"/>
-          </w:tcPr>
-          <w:p>
-            <w:pPr>
-              <w:rPr>
-                <w:rFonts w:ascii="Times New Roman" w:hAnsi="Times New Roman" w:cs="Times New Roman"/>
-                <w:sz w:val="28"/>
-                <w:szCs w:val="28"/>
-              </w:rPr>
-            </w:pPr>
-            <w:r>
-              <w:rPr>
-                <w:rFonts w:ascii="Times New Roman" w:hAnsi="Times New Roman" w:cs="Times New Roman"/>
-                <w:sz w:val="28"/>
-                <w:szCs w:val="28"/>
-              </w:rPr>
-              <w:t>e5_base_finetuned_5000</w:t>
-            </w:r>
-          </w:p>
-        </w:tc>
-      </w:tr>
-      <w:tr>
-        <w:tc>
-          <w:tcPr>
-            <w:tcW w:w="4320" w:type="dxa"/>
-          </w:tcPr>
-          <w:p>
-            <w:pPr>
-              <w:rPr>
-                <w:rFonts w:ascii="Times New Roman" w:hAnsi="Times New Roman" w:cs="Times New Roman"/>
-                <w:sz w:val="28"/>
-                <w:szCs w:val="28"/>
-              </w:rPr>
-            </w:pPr>
-            <w:r>
-              <w:rPr>
-                <w:rFonts w:ascii="Times New Roman" w:hAnsi="Times New Roman" w:cs="Times New Roman"/>
-                <w:sz w:val="28"/>
-                <w:szCs w:val="28"/>
-              </w:rPr>
-              <w:t>Epoch</w:t>
-            </w:r>
-          </w:p>
-        </w:tc>
-        <w:tc>
-          <w:tcPr>
-            <w:tcW w:w="4320" w:type="dxa"/>
-          </w:tcPr>
-          <w:p>
-            <w:pPr>
-              <w:rPr>
-                <w:rFonts w:ascii="Times New Roman" w:hAnsi="Times New Roman" w:cs="Times New Roman"/>
-                <w:sz w:val="28"/>
-                <w:szCs w:val="28"/>
-              </w:rPr>
-            </w:pPr>
-            <w:r>
-              <w:rPr>
-                <w:rFonts w:ascii="Times New Roman" w:hAnsi="Times New Roman" w:cs="Times New Roman"/>
-                <w:sz w:val="28"/>
-                <w:szCs w:val="28"/>
-              </w:rPr>
-              <w:t>1</w:t>
-            </w:r>
-          </w:p>
-        </w:tc>
-      </w:tr>
-      <w:tr>
-        <w:tc>
-          <w:tcPr>
-            <w:tcW w:w="4320" w:type="dxa"/>
-          </w:tcPr>
-          <w:p>
-            <w:pPr>
-              <w:rPr>
-                <w:rFonts w:ascii="Times New Roman" w:hAnsi="Times New Roman" w:cs="Times New Roman"/>
-                <w:sz w:val="28"/>
-                <w:szCs w:val="28"/>
-              </w:rPr>
-            </w:pPr>
-            <w:r>
-              <w:rPr>
-                <w:rFonts w:ascii="Times New Roman" w:hAnsi="Times New Roman" w:cs="Times New Roman"/>
-                <w:sz w:val="28"/>
-                <w:szCs w:val="28"/>
-              </w:rPr>
-              <w:t>Batch size</w:t>
-            </w:r>
-          </w:p>
-        </w:tc>
-        <w:tc>
-          <w:tcPr>
-            <w:tcW w:w="4320" w:type="dxa"/>
-          </w:tcPr>
-          <w:p>
-            <w:pPr>
-              <w:rPr>
-                <w:rFonts w:ascii="Times New Roman" w:hAnsi="Times New Roman" w:cs="Times New Roman"/>
-                <w:sz w:val="28"/>
-                <w:szCs w:val="28"/>
-              </w:rPr>
-            </w:pPr>
-            <w:r>
-              <w:rPr>
-                <w:rFonts w:ascii="Times New Roman" w:hAnsi="Times New Roman" w:cs="Times New Roman"/>
-                <w:sz w:val="28"/>
-                <w:szCs w:val="28"/>
-              </w:rPr>
-              <w:t>8</w:t>
-            </w:r>
-          </w:p>
-        </w:tc>
-      </w:tr>
-      <w:tr>
-        <w:tc>
-          <w:tcPr>
-            <w:tcW w:w="4320" w:type="dxa"/>
-          </w:tcPr>
-          <w:p>
-            <w:pPr>
-              <w:rPr>
-                <w:rFonts w:ascii="Times New Roman" w:hAnsi="Times New Roman" w:cs="Times New Roman"/>
-                <w:sz w:val="28"/>
-                <w:szCs w:val="28"/>
-              </w:rPr>
-            </w:pPr>
-            <w:r>
-              <w:rPr>
-                <w:rFonts w:ascii="Times New Roman" w:hAnsi="Times New Roman" w:cs="Times New Roman"/>
-                <w:sz w:val="28"/>
-                <w:szCs w:val="28"/>
-              </w:rPr>
-              <w:t>Learning rate</w:t>
-            </w:r>
-          </w:p>
-        </w:tc>
-        <w:tc>
-          <w:tcPr>
-            <w:tcW w:w="4320" w:type="dxa"/>
-          </w:tcPr>
-          <w:p>
-            <w:pPr>
-              <w:rPr>
-                <w:rFonts w:ascii="Times New Roman" w:hAnsi="Times New Roman" w:cs="Times New Roman"/>
-                <w:sz w:val="28"/>
-                <w:szCs w:val="28"/>
-              </w:rPr>
-            </w:pPr>
-            <w:r>
-              <w:rPr>
-                <w:rFonts w:ascii="Times New Roman" w:hAnsi="Times New Roman" w:cs="Times New Roman"/>
-                <w:sz w:val="28"/>
-                <w:szCs w:val="28"/>
-              </w:rPr>
-              <w:t>1e-5</w:t>
-            </w:r>
-          </w:p>
-        </w:tc>
-      </w:tr>
-      <w:tr>
-        <w:tc>
-          <w:tcPr>
-            <w:tcW w:w="4320" w:type="dxa"/>
-          </w:tcPr>
-          <w:p>
-            <w:pPr>
-              <w:rPr>
-                <w:rFonts w:ascii="Times New Roman" w:hAnsi="Times New Roman" w:cs="Times New Roman"/>
-                <w:sz w:val="28"/>
-                <w:szCs w:val="28"/>
-              </w:rPr>
-            </w:pPr>
-            <w:r>
-              <w:rPr>
-                <w:rFonts w:ascii="Times New Roman" w:hAnsi="Times New Roman" w:cs="Times New Roman"/>
-                <w:sz w:val="28"/>
-                <w:szCs w:val="28"/>
-              </w:rPr>
-              <w:t>FP16</w:t>
-            </w:r>
-          </w:p>
-        </w:tc>
-        <w:tc>
-          <w:tcPr>
-            <w:tcW w:w="4320" w:type="dxa"/>
-          </w:tcPr>
-          <w:p>
-            <w:pPr>
-              <w:rPr>
-                <w:rFonts w:ascii="Times New Roman" w:hAnsi="Times New Roman" w:cs="Times New Roman"/>
-                <w:sz w:val="28"/>
-                <w:szCs w:val="28"/>
-              </w:rPr>
-            </w:pPr>
-            <w:r>
-              <w:rPr>
-                <w:rFonts w:ascii="Times New Roman" w:hAnsi="Times New Roman" w:cs="Times New Roman"/>
-                <w:sz w:val="28"/>
-                <w:szCs w:val="28"/>
-              </w:rPr>
-              <w:t>Có</w:t>
-            </w:r>
-          </w:p>
-        </w:tc>
-      </w:tr>
-      <w:tr>
-        <w:tc>
-          <w:tcPr>
-            <w:tcW w:w="4320" w:type="dxa"/>
-          </w:tcPr>
-          <w:p>
-            <w:pPr>
-              <w:rPr>
-                <w:rFonts w:ascii="Times New Roman" w:hAnsi="Times New Roman" w:cs="Times New Roman"/>
-                <w:sz w:val="28"/>
-                <w:szCs w:val="28"/>
-              </w:rPr>
-            </w:pPr>
-            <w:r>
-              <w:rPr>
-                <w:rFonts w:ascii="Times New Roman" w:hAnsi="Times New Roman" w:cs="Times New Roman"/>
-                <w:sz w:val="28"/>
-                <w:szCs w:val="28"/>
-              </w:rPr>
-              <w:t>Thời gian train</w:t>
-            </w:r>
-          </w:p>
-        </w:tc>
-        <w:tc>
-          <w:tcPr>
-            <w:tcW w:w="4320" w:type="dxa"/>
-          </w:tcPr>
-          <w:p>
-            <w:pPr>
-              <w:rPr>
-                <w:rFonts w:ascii="Times New Roman" w:hAnsi="Times New Roman" w:cs="Times New Roman"/>
-                <w:sz w:val="28"/>
-                <w:szCs w:val="28"/>
-              </w:rPr>
-            </w:pPr>
-            <w:r>
-              <w:rPr>
-                <w:rFonts w:ascii="Times New Roman" w:hAnsi="Times New Roman" w:cs="Times New Roman"/>
-                <w:sz w:val="28"/>
-                <w:szCs w:val="28"/>
-              </w:rPr>
-              <w:t xml:space="preserve">~4,8 phút </w:t>
-            </w:r>
-          </w:p>
-        </w:tc>
-      </w:tr>
-    </w:tbl>
-    <w:p>
-      <w:pPr>
-        <w:pStyle w:val="Heading2"/>
-        <w:rPr>
-          <w:rFonts w:ascii="Times New Roman" w:hAnsi="Times New Roman" w:cs="Times New Roman"/>
-          <w:sz w:val="28"/>
-          <w:szCs w:val="28"/>
-        </w:rPr>
-      </w:pPr>
-      <w:r>
-        <w:rPr>
-          <w:rFonts w:ascii="Times New Roman" w:hAnsi="Times New Roman" w:cs="Times New Roman"/>
-          <w:sz w:val="28"/>
-          <w:szCs w:val="28"/>
-        </w:rPr>
-        <w:lastRenderedPageBreak/>
-        <w:t>3.3. Pipeline đánh giá E5 + Reranker</w:t>
-      </w:r>
-    </w:p>
-    <w:p>
-      <w:pPr>
-        <w:rPr>
-          <w:rFonts w:ascii="Times New Roman" w:hAnsi="Times New Roman" w:cs="Times New Roman"/>
-          <w:sz w:val="28"/>
-          <w:szCs w:val="28"/>
-        </w:rPr>
-      </w:pPr>
-      <w:r>
-        <w:rPr>
-          <w:rFonts w:ascii="Times New Roman" w:hAnsi="Times New Roman" w:cs="Times New Roman"/>
-          <w:sz w:val="28"/>
-          <w:szCs w:val="28"/>
-        </w:rPr>
-        <w:t>Giai đoạn 1: E5 bi-encoder encode query và corpus → cosine similarity → lấy top-n ứng viên.</w:t>
-      </w:r>
-      <w:r>
-        <w:rPr>
-          <w:rFonts w:ascii="Times New Roman" w:hAnsi="Times New Roman" w:cs="Times New Roman"/>
-          <w:sz w:val="28"/>
-          <w:szCs w:val="28"/>
-        </w:rPr>
-        <w:br/>
-        <w:t>Giai đoạn 2: Cross-encoder reranker chấm điểm cặp (query, passage) → xếp hạng lại → top-k.</w:t>
-      </w:r>
-      <w:r>
-        <w:rPr>
-          <w:rFonts w:ascii="Times New Roman" w:hAnsi="Times New Roman" w:cs="Times New Roman"/>
-          <w:sz w:val="28"/>
-          <w:szCs w:val="28"/>
-        </w:rPr>
-        <w:br/>
-        <w:t>Script: evaluate_reranker_pipeline.py. Đánh giá trên toàn bộ ecommerce.csv: corpus 5000 SP, query = title, ground truth = product_id cùng dòng.</w:t>
-      </w:r>
-    </w:p>
-    <w:p>
-      <w:pPr>
-        <w:pStyle w:val="Heading1"/>
-        <w:rPr>
-          <w:rFonts w:ascii="Times New Roman" w:hAnsi="Times New Roman" w:cs="Times New Roman"/>
-        </w:rPr>
-      </w:pPr>
-      <w:r>
-        <w:rPr>
-          <w:rFonts w:ascii="Times New Roman" w:hAnsi="Times New Roman" w:cs="Times New Roman"/>
-        </w:rPr>
-        <w:t xml:space="preserve">4. Kết quả thực nghiệm </w:t>
-      </w:r>
-    </w:p>
-    <w:p>
-      <w:pPr>
-        <w:rPr>
-          <w:rFonts w:ascii="Times New Roman" w:hAnsi="Times New Roman" w:cs="Times New Roman"/>
-          <w:sz w:val="28"/>
-          <w:szCs w:val="28"/>
-        </w:rPr>
-      </w:pPr>
-      <w:r>
-        <w:rPr>
-          <w:rFonts w:ascii="Times New Roman" w:hAnsi="Times New Roman" w:cs="Times New Roman"/>
-          <w:sz w:val="28"/>
-          <w:szCs w:val="28"/>
-        </w:rPr>
-        <w:t>Bi-encoder only @10:</w:t>
-      </w:r>
-    </w:p>
-    <w:p>
-      <w:pPr>
-        <w:rPr>
-          <w:rFonts w:ascii="Times New Roman" w:hAnsi="Times New Roman" w:cs="Times New Roman"/>
-          <w:sz w:val="28"/>
-          <w:szCs w:val="28"/>
-        </w:rPr>
-      </w:pPr>
-      <w:r>
-        <w:rPr>
-          <w:rFonts w:ascii="Times New Roman" w:hAnsi="Times New Roman" w:cs="Times New Roman"/>
-          <w:sz w:val="28"/>
-          <w:szCs w:val="28"/>
-        </w:rPr>
-        <w:t>P@10=0,1114 | R@10=0,9979 | F1@10=0,2005 | MRR@10=0,9902 | NDCG@10=0,9926 | n_queries=4350</w:t>
-      </w:r>
-    </w:p>
-    <w:p>
-      <w:pPr>
-        <w:rPr>
-          <w:rFonts w:ascii="Times New Roman" w:hAnsi="Times New Roman" w:cs="Times New Roman"/>
-          <w:sz w:val="28"/>
-          <w:szCs w:val="28"/>
-        </w:rPr>
-      </w:pPr>
-      <w:r>
-        <w:rPr>
-          <w:rFonts w:ascii="Times New Roman" w:hAnsi="Times New Roman" w:cs="Times New Roman"/>
-          <w:sz w:val="28"/>
-          <w:szCs w:val="28"/>
-        </w:rPr>
-        <w:t>+ Reranker (n=20) @10:</w:t>
-      </w:r>
-    </w:p>
-    <w:p>
-      <w:pPr>
-        <w:rPr>
-          <w:rFonts w:ascii="Times New Roman" w:hAnsi="Times New Roman" w:cs="Times New Roman"/>
-          <w:sz w:val="28"/>
-          <w:szCs w:val="28"/>
-        </w:rPr>
-      </w:pPr>
-      <w:r>
-        <w:rPr>
-          <w:rFonts w:ascii="Times New Roman" w:hAnsi="Times New Roman" w:cs="Times New Roman"/>
-          <w:sz w:val="28"/>
-          <w:szCs w:val="28"/>
-        </w:rPr>
-        <w:t>P@10=0,1115 | R@10=0,9986 | F1@10=0,2006</w:t>
-      </w:r>
-    </w:p>
-    <w:p>
-      <w:pPr>
-        <w:rPr>
-          <w:rFonts w:ascii="Times New Roman" w:hAnsi="Times New Roman" w:cs="Times New Roman"/>
-          <w:sz w:val="28"/>
-          <w:szCs w:val="28"/>
-        </w:rPr>
-      </w:pPr>
-      <w:r>
-        <w:rPr>
-          <w:rFonts w:ascii="Times New Roman" w:hAnsi="Times New Roman" w:cs="Times New Roman"/>
-          <w:sz w:val="28"/>
-          <w:szCs w:val="28"/>
-        </w:rPr>
-        <w:t>Reranker với n=20 chưa cải thiện rõ P/R/F1 so với chỉ bi-encoder; bi-encoder đã đạt MRR/NDCG rất cao (≈0,99).</w:t>
-      </w:r>
-    </w:p>
-    <w:p>
-      <w:pPr>
-        <w:pStyle w:val="Heading1"/>
-        <w:rPr>
-          <w:rFonts w:ascii="Times New Roman" w:hAnsi="Times New Roman" w:cs="Times New Roman"/>
-        </w:rPr>
-      </w:pPr>
-      <w:r>
-        <w:rPr>
-          <w:rFonts w:ascii="Times New Roman" w:hAnsi="Times New Roman" w:cs="Times New Roman"/>
-        </w:rPr>
-        <w:t>5. Giải thích: Vì sao Precision@10 chỉ ~10%?</w:t>
-      </w:r>
-    </w:p>
-    <w:p>
-      <w:pPr>
-        <w:pStyle w:val="Heading2"/>
-        <w:rPr>
-          <w:rFonts w:ascii="Times New Roman" w:hAnsi="Times New Roman" w:cs="Times New Roman"/>
-          <w:sz w:val="28"/>
-          <w:szCs w:val="28"/>
-        </w:rPr>
-      </w:pPr>
-      <w:r>
-        <w:rPr>
-          <w:rFonts w:ascii="Times New Roman" w:hAnsi="Times New Roman" w:cs="Times New Roman"/>
-          <w:sz w:val="28"/>
-          <w:szCs w:val="28"/>
-        </w:rPr>
-        <w:t>5.1. Giới hạn toán học</w:t>
-      </w:r>
-    </w:p>
-    <w:p>
-      <w:pPr>
-        <w:rPr>
-          <w:rFonts w:ascii="Times New Roman" w:hAnsi="Times New Roman" w:cs="Times New Roman"/>
-          <w:sz w:val="28"/>
-          <w:szCs w:val="28"/>
-        </w:rPr>
-      </w:pPr>
-      <w:r>
-        <w:rPr>
-          <w:rFonts w:ascii="Times New Roman" w:hAnsi="Times New Roman" w:cs="Times New Roman"/>
-          <w:sz w:val="28"/>
-          <w:szCs w:val="28"/>
-        </w:rPr>
-        <w:t>Cách đánh giá: mỗi query (title) có đúng 1 product_id là ground truth. Precision@10 = (số hit trong top-10) / 10. Nếu mỗi query chỉ có 1 SP đúng thì P@10 tối đa = 1/10 = 10%. Kết quả 11,14% đã gần trần lý thuyết — model hoạt động tốt, không phải chỉ đúng 10%.</w:t>
-      </w:r>
-    </w:p>
-    <w:p>
-      <w:pPr>
-        <w:pStyle w:val="Heading2"/>
-        <w:rPr>
-          <w:rFonts w:ascii="Times New Roman" w:hAnsi="Times New Roman" w:cs="Times New Roman"/>
-          <w:sz w:val="28"/>
-          <w:szCs w:val="28"/>
-        </w:rPr>
-      </w:pPr>
-      <w:r>
-        <w:rPr>
-          <w:rFonts w:ascii="Times New Roman" w:hAnsi="Times New Roman" w:cs="Times New Roman"/>
-          <w:sz w:val="28"/>
-          <w:szCs w:val="28"/>
-        </w:rPr>
-        <w:t>5.2. Số liệu từ ecommerce.csv</w:t>
-      </w:r>
-    </w:p>
-    <w:tbl>
-      <w:tblPr>
-        <w:tblStyle w:val="TableGrid"/>
-        <w:tblW w:w="0" w:type="auto"/>
-        <w:tblLook w:val="04A0" w:firstRow="1" w:lastRow="0" w:firstColumn="1" w:lastColumn="0" w:noHBand="0" w:noVBand="1"/>
-      </w:tblPr>
-      <w:tblGrid>
-        <w:gridCol w:w="4320"/>
-        <w:gridCol w:w="4320"/>
-      </w:tblGrid>
-      <w:tr>
-        <w:tc>
-          <w:tcPr>
-            <w:tcW w:w="4320" w:type="dxa"/>
-          </w:tcPr>
-          <w:p>
-            <w:pPr>
-              <w:rPr>
-                <w:rFonts w:ascii="Times New Roman" w:hAnsi="Times New Roman" w:cs="Times New Roman"/>
-                <w:sz w:val="28"/>
-                <w:szCs w:val="28"/>
-              </w:rPr>
-            </w:pPr>
-            <w:r>
-              <w:rPr>
-                <w:rFonts w:ascii="Times New Roman" w:hAnsi="Times New Roman" w:cs="Times New Roman"/>
-                <w:sz w:val="28"/>
-                <w:szCs w:val="28"/>
-              </w:rPr>
-              <w:t>Thống kê</w:t>
-            </w:r>
-          </w:p>
-        </w:tc>
-        <w:tc>
-          <w:tcPr>
-            <w:tcW w:w="4320" w:type="dxa"/>
-          </w:tcPr>
-          <w:p>
-            <w:pPr>
-              <w:rPr>
-                <w:rFonts w:ascii="Times New Roman" w:hAnsi="Times New Roman" w:cs="Times New Roman"/>
-                <w:sz w:val="28"/>
-                <w:szCs w:val="28"/>
-              </w:rPr>
-            </w:pPr>
-            <w:r>
-              <w:rPr>
-                <w:rFonts w:ascii="Times New Roman" w:hAnsi="Times New Roman" w:cs="Times New Roman"/>
-                <w:sz w:val="28"/>
-                <w:szCs w:val="28"/>
-              </w:rPr>
-              <w:t>Giá trị</w:t>
-            </w:r>
-          </w:p>
-        </w:tc>
-      </w:tr>
-      <w:tr>
-        <w:tc>
-          <w:tcPr>
-            <w:tcW w:w="4320" w:type="dxa"/>
-          </w:tcPr>
-          <w:p>
-            <w:pPr>
-              <w:rPr>
-                <w:rFonts w:ascii="Times New Roman" w:hAnsi="Times New Roman" w:cs="Times New Roman"/>
-                <w:sz w:val="28"/>
-                <w:szCs w:val="28"/>
-              </w:rPr>
-            </w:pPr>
-            <w:r>
-              <w:rPr>
-                <w:rFonts w:ascii="Times New Roman" w:hAnsi="Times New Roman" w:cs="Times New Roman"/>
-                <w:sz w:val="28"/>
-                <w:szCs w:val="28"/>
-              </w:rPr>
-              <w:t>Tổng sản phẩm</w:t>
+              <w:t>Tổng SP</w:t>
             </w:r>
           </w:p>
         </w:tc>
@@ -2734,53 +3889,7 @@
                 <w:sz w:val="28"/>
                 <w:szCs w:val="28"/>
               </w:rPr>
-              <w:t>Dòng trùng title</w:t>
-            </w:r>
-          </w:p>
-        </w:tc>
-        <w:tc>
-          <w:tcPr>
-            <w:tcW w:w="4320" w:type="dxa"/>
-          </w:tcPr>
-          <w:p>
-            <w:pPr>
-              <w:rPr>
-                <w:rFonts w:ascii="Times New Roman" w:hAnsi="Times New Roman" w:cs="Times New Roman"/>
-                <w:sz w:val="28"/>
-                <w:szCs w:val="28"/>
-              </w:rPr>
-            </w:pPr>
-            <w:r>
-              <w:rPr>
-                <w:rFonts w:ascii="Times New Roman" w:hAnsi="Times New Roman" w:cs="Times New Roman"/>
-                <w:sz w:val="28"/>
-                <w:szCs w:val="28"/>
-              </w:rPr>
-              <w:t>650</w:t>
-            </w:r>
-          </w:p>
-        </w:tc>
-      </w:tr>
-      <w:tr>
-        <w:tc>
-          <w:tcPr>
-            <w:tcW w:w="4320" w:type="dxa"/>
-          </w:tcPr>
-          <w:p>
-            <w:pPr>
-              <w:rPr>
-                <w:rFonts w:ascii="Times New Roman" w:hAnsi="Times New Roman" w:cs="Times New Roman"/>
-                <w:sz w:val="28"/>
-                <w:szCs w:val="28"/>
-              </w:rPr>
-            </w:pPr>
-            <w:r>
-              <w:rPr>
-                <w:rFonts w:ascii="Times New Roman" w:hAnsi="Times New Roman" w:cs="Times New Roman"/>
-                <w:sz w:val="28"/>
-                <w:szCs w:val="28"/>
-              </w:rPr>
-              <w:t>Query đánh giá</w:t>
+              <w:t>Query đánh giá (full)</w:t>
             </w:r>
           </w:p>
         </w:tc>
@@ -2826,7 +3935,7 @@
                 <w:sz w:val="28"/>
                 <w:szCs w:val="28"/>
               </w:rPr>
-              <w:t>Query 1 nhãn</w:t>
+              <w:t>Query smoke test</w:t>
             </w:r>
           </w:p>
         </w:tc>
@@ -2848,54 +3957,7 @@
                 <w:sz w:val="28"/>
                 <w:szCs w:val="28"/>
               </w:rPr>
-              <w:t>4123 (94,8%)</w:t>
-            </w:r>
-          </w:p>
-        </w:tc>
-      </w:tr>
-      <w:tr>
-        <w:tc>
-          <w:tcPr>
-            <w:tcW w:w="4320" w:type="dxa"/>
-          </w:tcPr>
-          <w:p>
-            <w:pPr>
-              <w:rPr>
-                <w:rFonts w:ascii="Times New Roman" w:hAnsi="Times New Roman" w:cs="Times New Roman"/>
-                <w:sz w:val="28"/>
-                <w:szCs w:val="28"/>
-              </w:rPr>
-            </w:pPr>
-            <w:r>
-              <w:rPr>
-                <w:rFonts w:ascii="Times New Roman" w:hAnsi="Times New Roman" w:cs="Times New Roman"/>
-                <w:sz w:val="28"/>
-                <w:szCs w:val="28"/>
-              </w:rPr>
-              <w:lastRenderedPageBreak/>
-              <w:t>Query nhiều nhãn (cùng title, khác SKU)</w:t>
-            </w:r>
-          </w:p>
-        </w:tc>
-        <w:tc>
-          <w:tcPr>
-            <w:tcW w:w="4320" w:type="dxa"/>
-          </w:tcPr>
-          <w:p>
-            <w:pPr>
-              <w:rPr>
-                <w:rFonts w:ascii="Times New Roman" w:hAnsi="Times New Roman" w:cs="Times New Roman"/>
-                <w:sz w:val="28"/>
-                <w:szCs w:val="28"/>
-              </w:rPr>
-            </w:pPr>
-            <w:r>
-              <w:rPr>
-                <w:rFonts w:ascii="Times New Roman" w:hAnsi="Times New Roman" w:cs="Times New Roman"/>
-                <w:sz w:val="28"/>
-                <w:szCs w:val="28"/>
-              </w:rPr>
-              <w:t>227</w:t>
+              <w:t>500</w:t>
             </w:r>
           </w:p>
         </w:tc>
@@ -2903,246 +3965,19 @@
     </w:tbl>
     <w:p>
       <w:pPr>
-        <w:pStyle w:val="Heading2"/>
+        <w:pStyle w:val="Heading1"/>
         <w:rPr>
           <w:rFonts w:ascii="Times New Roman" w:hAnsi="Times New Roman" w:cs="Times New Roman"/>
-          <w:sz w:val="28"/>
-          <w:szCs w:val="28"/>
+          <w:color w:val="auto"/>
         </w:rPr>
       </w:pPr>
       <w:r>
         <w:rPr>
           <w:rFonts w:ascii="Times New Roman" w:hAnsi="Times New Roman" w:cs="Times New Roman"/>
-          <w:sz w:val="28"/>
-          <w:szCs w:val="28"/>
+          <w:color w:val="auto"/>
         </w:rPr>
-        <w:t>5.3. Cách đọc kết quả</w:t>
-      </w:r>
-    </w:p>
-    <w:tbl>
-      <w:tblPr>
-        <w:tblStyle w:val="TableGrid"/>
-        <w:tblW w:w="0" w:type="auto"/>
-        <w:tblLook w:val="04A0" w:firstRow="1" w:lastRow="0" w:firstColumn="1" w:lastColumn="0" w:noHBand="0" w:noVBand="1"/>
-      </w:tblPr>
-      <w:tblGrid>
-        <w:gridCol w:w="4320"/>
-        <w:gridCol w:w="4320"/>
-      </w:tblGrid>
-      <w:tr>
-        <w:tc>
-          <w:tcPr>
-            <w:tcW w:w="4320" w:type="dxa"/>
-          </w:tcPr>
-          <w:p>
-            <w:pPr>
-              <w:rPr>
-                <w:rFonts w:ascii="Times New Roman" w:hAnsi="Times New Roman" w:cs="Times New Roman"/>
-                <w:sz w:val="28"/>
-                <w:szCs w:val="28"/>
-              </w:rPr>
-            </w:pPr>
-            <w:r>
-              <w:rPr>
-                <w:rFonts w:ascii="Times New Roman" w:hAnsi="Times New Roman" w:cs="Times New Roman"/>
-                <w:sz w:val="28"/>
-                <w:szCs w:val="28"/>
-              </w:rPr>
-              <w:t>Chỉ số</w:t>
-            </w:r>
-          </w:p>
-        </w:tc>
-        <w:tc>
-          <w:tcPr>
-            <w:tcW w:w="4320" w:type="dxa"/>
-          </w:tcPr>
-          <w:p>
-            <w:pPr>
-              <w:rPr>
-                <w:rFonts w:ascii="Times New Roman" w:hAnsi="Times New Roman" w:cs="Times New Roman"/>
-                <w:sz w:val="28"/>
-                <w:szCs w:val="28"/>
-              </w:rPr>
-            </w:pPr>
-            <w:r>
-              <w:rPr>
-                <w:rFonts w:ascii="Times New Roman" w:hAnsi="Times New Roman" w:cs="Times New Roman"/>
-                <w:sz w:val="28"/>
-                <w:szCs w:val="28"/>
-              </w:rPr>
-              <w:t>Ý nghĩa</w:t>
-            </w:r>
-          </w:p>
-        </w:tc>
-      </w:tr>
-      <w:tr>
-        <w:tc>
-          <w:tcPr>
-            <w:tcW w:w="4320" w:type="dxa"/>
-          </w:tcPr>
-          <w:p>
-            <w:pPr>
-              <w:rPr>
-                <w:rFonts w:ascii="Times New Roman" w:hAnsi="Times New Roman" w:cs="Times New Roman"/>
-                <w:sz w:val="28"/>
-                <w:szCs w:val="28"/>
-              </w:rPr>
-            </w:pPr>
-            <w:r>
-              <w:rPr>
-                <w:rFonts w:ascii="Times New Roman" w:hAnsi="Times New Roman" w:cs="Times New Roman"/>
-                <w:sz w:val="28"/>
-                <w:szCs w:val="28"/>
-              </w:rPr>
-              <w:t>Recall@10 ≈ 99,8%</w:t>
-            </w:r>
-          </w:p>
-        </w:tc>
-        <w:tc>
-          <w:tcPr>
-            <w:tcW w:w="4320" w:type="dxa"/>
-          </w:tcPr>
-          <w:p>
-            <w:pPr>
-              <w:rPr>
-                <w:rFonts w:ascii="Times New Roman" w:hAnsi="Times New Roman" w:cs="Times New Roman"/>
-                <w:sz w:val="28"/>
-                <w:szCs w:val="28"/>
-              </w:rPr>
-            </w:pPr>
-            <w:r>
-              <w:rPr>
-                <w:rFonts w:ascii="Times New Roman" w:hAnsi="Times New Roman" w:cs="Times New Roman"/>
-                <w:sz w:val="28"/>
-                <w:szCs w:val="28"/>
-              </w:rPr>
-              <w:t>Gần như mọi query đều tìm được SP đúng trong top-10</w:t>
-            </w:r>
-          </w:p>
-        </w:tc>
-      </w:tr>
-      <w:tr>
-        <w:tc>
-          <w:tcPr>
-            <w:tcW w:w="4320" w:type="dxa"/>
-          </w:tcPr>
-          <w:p>
-            <w:pPr>
-              <w:rPr>
-                <w:rFonts w:ascii="Times New Roman" w:hAnsi="Times New Roman" w:cs="Times New Roman"/>
-                <w:sz w:val="28"/>
-                <w:szCs w:val="28"/>
-              </w:rPr>
-            </w:pPr>
-            <w:r>
-              <w:rPr>
-                <w:rFonts w:ascii="Times New Roman" w:hAnsi="Times New Roman" w:cs="Times New Roman"/>
-                <w:sz w:val="28"/>
-                <w:szCs w:val="28"/>
-              </w:rPr>
-              <w:t>Precision@10 ≈ 11%</w:t>
-            </w:r>
-          </w:p>
-        </w:tc>
-        <w:tc>
-          <w:tcPr>
-            <w:tcW w:w="4320" w:type="dxa"/>
-          </w:tcPr>
-          <w:p>
-            <w:pPr>
-              <w:rPr>
-                <w:rFonts w:ascii="Times New Roman" w:hAnsi="Times New Roman" w:cs="Times New Roman"/>
-                <w:sz w:val="28"/>
-                <w:szCs w:val="28"/>
-              </w:rPr>
-            </w:pPr>
-            <w:r>
-              <w:rPr>
-                <w:rFonts w:ascii="Times New Roman" w:hAnsi="Times New Roman" w:cs="Times New Roman"/>
-                <w:sz w:val="28"/>
-                <w:szCs w:val="28"/>
-              </w:rPr>
-              <w:t>Top-10 có ~1,1 SP đúng nhãn / 10 vị trí (do định nghĩa metric)</w:t>
-            </w:r>
-          </w:p>
-        </w:tc>
-      </w:tr>
-      <w:tr>
-        <w:tc>
-          <w:tcPr>
-            <w:tcW w:w="4320" w:type="dxa"/>
-          </w:tcPr>
-          <w:p>
-            <w:pPr>
-              <w:rPr>
-                <w:rFonts w:ascii="Times New Roman" w:hAnsi="Times New Roman" w:cs="Times New Roman"/>
-                <w:sz w:val="28"/>
-                <w:szCs w:val="28"/>
-              </w:rPr>
-            </w:pPr>
-            <w:r>
-              <w:rPr>
-                <w:rFonts w:ascii="Times New Roman" w:hAnsi="Times New Roman" w:cs="Times New Roman"/>
-                <w:sz w:val="28"/>
-                <w:szCs w:val="28"/>
-              </w:rPr>
-              <w:t>MRR@10 ≈ 0,99</w:t>
-            </w:r>
-          </w:p>
-        </w:tc>
-        <w:tc>
-          <w:tcPr>
-            <w:tcW w:w="4320" w:type="dxa"/>
-          </w:tcPr>
-          <w:p>
-            <w:pPr>
-              <w:rPr>
-                <w:rFonts w:ascii="Times New Roman" w:hAnsi="Times New Roman" w:cs="Times New Roman"/>
-                <w:sz w:val="28"/>
-                <w:szCs w:val="28"/>
-              </w:rPr>
-            </w:pPr>
-            <w:r>
-              <w:rPr>
-                <w:rFonts w:ascii="Times New Roman" w:hAnsi="Times New Roman" w:cs="Times New Roman"/>
-                <w:sz w:val="28"/>
-                <w:szCs w:val="28"/>
-              </w:rPr>
-              <w:t>SP đúng thường nằm rất cao (vị trí 1–2)</w:t>
-            </w:r>
-          </w:p>
-        </w:tc>
-      </w:tr>
-    </w:tbl>
-    <w:p>
-      <w:pPr>
-        <w:rPr>
-          <w:rFonts w:ascii="Times New Roman" w:hAnsi="Times New Roman" w:cs="Times New Roman"/>
-          <w:sz w:val="28"/>
-          <w:szCs w:val="28"/>
-        </w:rPr>
-      </w:pPr>
-      <w:r>
-        <w:rPr>
-          <w:rFonts w:ascii="Times New Roman" w:hAnsi="Times New Roman" w:cs="Times New Roman"/>
-          <w:sz w:val="28"/>
-          <w:szCs w:val="28"/>
-        </w:rPr>
-        <w:t>Khuyến nghị trình bày GVHD: nhấn mạnh Recall, MRR, NDCG, F1 và so sánh trước/sau rerank; không dùng P@10 đơn lẻ để kết luận model yếu. Muốn P@10 phân biệt hơn: mở rộng tập nhãn (cùng danh mục = relevant) hoặc dùng test_5000.jsonl với query tự nhiên.</w:t>
-      </w:r>
-    </w:p>
-    <w:p>
-      <w:pPr>
-        <w:pStyle w:val="Heading1"/>
-        <w:rPr>
-          <w:rFonts w:ascii="Times New Roman" w:hAnsi="Times New Roman" w:cs="Times New Roman"/>
-        </w:rPr>
-      </w:pPr>
-      <w:r>
-        <w:rPr>
-          <w:rFonts w:ascii="Times New Roman" w:hAnsi="Times New Roman" w:cs="Times New Roman"/>
-        </w:rPr>
-        <w:t>6. Hạn chế và hướng phát triển</w:t>
+        <w:lastRenderedPageBreak/>
+        <w:t>7. Hạn chế</w:t>
       </w:r>
     </w:p>
     <w:p>
@@ -3160,7 +3995,7 @@
           <w:sz w:val="28"/>
           <w:szCs w:val="28"/>
         </w:rPr>
-        <w:t>650 dòng trùng title → 227 query đa nhãn.</w:t>
+        <w:t>Smoke test 500 query — cần chạy MAX_QUERIES=None để chốt full 4350 query.</w:t>
       </w:r>
     </w:p>
     <w:p>
@@ -3178,7 +4013,7 @@
           <w:sz w:val="28"/>
           <w:szCs w:val="28"/>
         </w:rPr>
-        <w:t>Metadata thưa (tags, size, color_vi).</w:t>
+        <w:t>Reranker không cải thiện khi bi-encoder đã Recall/MRR ≈ 1.</w:t>
       </w:r>
     </w:p>
     <w:p>
@@ -3196,7 +4031,7 @@
           <w:sz w:val="28"/>
           <w:szCs w:val="28"/>
         </w:rPr>
-        <w:t>Giá có outlier → cần làm sạch price_num.</w:t>
+        <w:t>Ngưỡng τ đo trên negative ngẫu nhiên — nên bổ sung hard negative từ top-n E5.</w:t>
       </w:r>
     </w:p>
     <w:p>
@@ -3214,39 +4049,7 @@
           <w:sz w:val="28"/>
           <w:szCs w:val="28"/>
         </w:rPr>
-        <w:t>Reranker chậm khi không có flash_attn; grid n lớn mất nhiều giờ.</w:t>
-      </w:r>
-    </w:p>
-    <w:p>
-      <w:pPr>
-        <w:pStyle w:val="ListBullet"/>
-        <w:rPr>
-          <w:rFonts w:ascii="Times New Roman" w:hAnsi="Times New Roman" w:cs="Times New Roman"/>
-          <w:sz w:val="28"/>
-          <w:szCs w:val="28"/>
-        </w:rPr>
-      </w:pPr>
-      <w:r>
-        <w:rPr>
-          <w:rFonts w:ascii="Times New Roman" w:hAnsi="Times New Roman" w:cs="Times New Roman"/>
-          <w:sz w:val="28"/>
-          <w:szCs w:val="28"/>
-        </w:rPr>
-        <w:t>P@10 bão hòa với setup 1 nhãn/query → ưu tiên báo cáo MRR/NDCG.</w:t>
-      </w:r>
-    </w:p>
-    <w:p>
-      <w:pPr>
-        <w:pStyle w:val="Heading1"/>
-        <w:rPr>
-          <w:rFonts w:ascii="Times New Roman" w:hAnsi="Times New Roman" w:cs="Times New Roman"/>
-        </w:rPr>
-      </w:pPr>
-      <w:r>
-        <w:rPr>
-          <w:rFonts w:ascii="Times New Roman" w:hAnsi="Times New Roman" w:cs="Times New Roman"/>
-        </w:rPr>
-        <w:t>7. Lệnh tái lập thí nghiệm</w:t>
+        <w:t>Metadata thưa (tags, brand); giá có outlier.</w:t>
       </w:r>
     </w:p>
     <w:p>
@@ -3257,31 +4060,6 @@
           <w:szCs w:val="28"/>
         </w:rPr>
       </w:pPr>
-      <w:r>
-        <w:rPr>
-          <w:rFonts w:ascii="Times New Roman" w:hAnsi="Times New Roman" w:cs="Times New Roman"/>
-          <w:sz w:val="28"/>
-          <w:szCs w:val="28"/>
-        </w:rPr>
-        <w:t>python embedding_project/scripts/evaluate_reranker_pipeline.py --embedding-model embedding_project/models/e5_base_finetuned_5000 --reranker-model embedding_project/models/reranker --eval-csv embedding_project/data/ecommerce.csv --query-col title --n-values 20 50 100 --k-values 5 10 20</w:t>
-      </w:r>
-    </w:p>
-    <w:p>
-      <w:pPr>
-        <w:rPr>
-          <w:rFonts w:ascii="Times New Roman" w:hAnsi="Times New Roman" w:cs="Times New Roman"/>
-          <w:sz w:val="28"/>
-          <w:szCs w:val="28"/>
-        </w:rPr>
-      </w:pPr>
-      <w:r>
-        <w:rPr>
-          <w:rFonts w:ascii="Times New Roman" w:hAnsi="Times New Roman" w:cs="Times New Roman"/>
-          <w:sz w:val="28"/>
-          <w:szCs w:val="28"/>
-        </w:rPr>
-        <w:t>Kết quả JSON: embedding_project/outputs/evaluation/reranker_pipeline_eval.json</w:t>
-      </w:r>
     </w:p>
     <w:sectPr>
       <w:pgSz w:w="12240" w:h="15840"/>
@@ -3466,31 +4244,31 @@
       </w:rPr>
     </w:lvl>
   </w:abstractNum>
-  <w:num w:numId="1" w16cid:durableId="2013214689">
+  <w:num w:numId="1" w16cid:durableId="2145341287">
     <w:abstractNumId w:val="8"/>
   </w:num>
-  <w:num w:numId="2" w16cid:durableId="1511722573">
+  <w:num w:numId="2" w16cid:durableId="715465824">
     <w:abstractNumId w:val="6"/>
   </w:num>
-  <w:num w:numId="3" w16cid:durableId="669135540">
+  <w:num w:numId="3" w16cid:durableId="528418917">
     <w:abstractNumId w:val="5"/>
   </w:num>
-  <w:num w:numId="4" w16cid:durableId="1106458866">
+  <w:num w:numId="4" w16cid:durableId="1164782835">
     <w:abstractNumId w:val="4"/>
   </w:num>
-  <w:num w:numId="5" w16cid:durableId="1044405736">
+  <w:num w:numId="5" w16cid:durableId="1986273496">
     <w:abstractNumId w:val="7"/>
   </w:num>
-  <w:num w:numId="6" w16cid:durableId="786392823">
+  <w:num w:numId="6" w16cid:durableId="885458381">
     <w:abstractNumId w:val="3"/>
   </w:num>
-  <w:num w:numId="7" w16cid:durableId="318310386">
+  <w:num w:numId="7" w16cid:durableId="1326740662">
     <w:abstractNumId w:val="2"/>
   </w:num>
-  <w:num w:numId="8" w16cid:durableId="2129935668">
+  <w:num w:numId="8" w16cid:durableId="1035500031">
     <w:abstractNumId w:val="1"/>
   </w:num>
-  <w:num w:numId="9" w16cid:durableId="925580449">
+  <w:num w:numId="9" w16cid:durableId="1748185917">
     <w:abstractNumId w:val="0"/>
   </w:num>
 </w:numbering>
